--- a/docs/Threshold_Brands_Readiness_Execution.docx
+++ b/docs/Threshold_Brands_Readiness_Execution.docx
@@ -2446,661 +2446,6 @@
     </w:p>
     <w:p>
       <w:pPr>
-        <w:spacing w:before="180" w:after="80"/>
-      </w:pPr>
-      <w:r>
-        <w:rPr>
-          <w:b/>
-          <w:bCs/>
-          <w:color w:val="1A2B3C"/>
-          <w:sz w:val="22"/>
-          <w:szCs w:val="22"/>
-        </w:rPr>
-        <w:t>How we got to this tech count</w:t>
-      </w:r>
-    </w:p>
-    <w:tbl>
-      <w:tblPr>
-        <w:tblW w:w="10080" w:type="dxa"/>
-        <w:tblBorders>
-          <w:top w:val="single" w:sz="6" w:space="0" w:color="E8D89C"/>
-          <w:left w:val="single" w:sz="6" w:space="0" w:color="E8D89C"/>
-          <w:bottom w:val="single" w:sz="6" w:space="0" w:color="E8D89C"/>
-          <w:right w:val="single" w:sz="6" w:space="0" w:color="E8D89C"/>
-          <w:insideH w:val="single" w:sz="4" w:space="0" w:color="auto"/>
-          <w:insideV w:val="single" w:sz="4" w:space="0" w:color="auto"/>
-        </w:tblBorders>
-        <w:tblCellMar>
-          <w:left w:w="10" w:type="dxa"/>
-          <w:right w:w="10" w:type="dxa"/>
-        </w:tblCellMar>
-        <w:tblLook w:val="0000" w:firstRow="0" w:lastRow="0" w:firstColumn="0" w:lastColumn="0" w:noHBand="0" w:noVBand="0"/>
-      </w:tblPr>
-      <w:tblGrid>
-        <w:gridCol w:w="10080"/>
-      </w:tblGrid>
-      <w:tr>
-        <w:tblPrEx>
-          <w:tblCellMar>
-            <w:top w:w="0" w:type="dxa"/>
-            <w:bottom w:w="0" w:type="dxa"/>
-          </w:tblCellMar>
-        </w:tblPrEx>
-        <w:tc>
-          <w:tcPr>
-            <w:tcW w:w="10080" w:type="dxa"/>
-            <w:shd w:val="clear" w:color="auto" w:fill="FBF4E0"/>
-            <w:tcMar>
-              <w:top w:w="200" w:type="dxa"/>
-              <w:left w:w="280" w:type="dxa"/>
-              <w:bottom w:w="200" w:type="dxa"/>
-              <w:right w:w="280" w:type="dxa"/>
-            </w:tcMar>
-          </w:tcPr>
-          <w:p>
-            <w:pPr>
-              <w:spacing w:after="100"/>
-            </w:pPr>
-            <w:r>
-              <w:rPr>
-                <w:b/>
-                <w:bCs/>
-                <w:color w:val="1A2B3C"/>
-                <w:sz w:val="22"/>
-                <w:szCs w:val="22"/>
-              </w:rPr>
-              <w:t>Honest framing — the math behind the headline</w:t>
-            </w:r>
-          </w:p>
-          <w:p>
-            <w:r>
-              <w:rPr>
-                <w:color w:val="3A4A5C"/>
-              </w:rPr>
-              <w:t>Threshold's territory count is well-documented at ~1,000. Tech-per-territory varies significantly by brand — insulation, restoration, handyman, cleaning all have different staffing models. The 75% USA Insulation penetration is the concrete reference point, but with that account at-risk, the math we're really running is on the remaining 9+ brands where ServiceBridge isn't yet present. Headline tech count uses mid-point of estimated 3,000-5,000 across the portfolio.</w:t>
-            </w:r>
-          </w:p>
-        </w:tc>
-      </w:tr>
-    </w:tbl>
-    <w:p>
-      <w:pPr>
-        <w:spacing w:before="80" w:after="80"/>
-      </w:pPr>
-    </w:p>
-    <w:p>
-      <w:pPr>
-        <w:spacing w:after="120"/>
-      </w:pPr>
-      <w:r>
-        <w:rPr>
-          <w:color w:val="3A4A5C"/>
-        </w:rPr>
-        <w:t>Range and corresponding Year 1 ARR @ 10% baseline / @ 25% stretch:</w:t>
-      </w:r>
-    </w:p>
-    <w:tbl>
-      <w:tblPr>
-        <w:tblW w:w="10080" w:type="dxa"/>
-        <w:tblBorders>
-          <w:top w:val="single" w:sz="4" w:space="0" w:color="auto"/>
-          <w:left w:val="single" w:sz="4" w:space="0" w:color="auto"/>
-          <w:bottom w:val="single" w:sz="4" w:space="0" w:color="auto"/>
-          <w:right w:val="single" w:sz="4" w:space="0" w:color="auto"/>
-          <w:insideH w:val="single" w:sz="4" w:space="0" w:color="auto"/>
-          <w:insideV w:val="single" w:sz="4" w:space="0" w:color="auto"/>
-        </w:tblBorders>
-        <w:tblCellMar>
-          <w:left w:w="10" w:type="dxa"/>
-          <w:right w:w="10" w:type="dxa"/>
-        </w:tblCellMar>
-        <w:tblLook w:val="0000" w:firstRow="0" w:lastRow="0" w:firstColumn="0" w:lastColumn="0" w:noHBand="0" w:noVBand="0"/>
-      </w:tblPr>
-      <w:tblGrid>
-        <w:gridCol w:w="3000"/>
-        <w:gridCol w:w="2200"/>
-        <w:gridCol w:w="2440"/>
-        <w:gridCol w:w="2440"/>
-      </w:tblGrid>
-      <w:tr>
-        <w:tblPrEx>
-          <w:tblCellMar>
-            <w:top w:w="0" w:type="dxa"/>
-            <w:bottom w:w="0" w:type="dxa"/>
-          </w:tblCellMar>
-        </w:tblPrEx>
-        <w:trPr>
-          <w:tblHeader/>
-        </w:trPr>
-        <w:tc>
-          <w:tcPr>
-            <w:tcW w:w="3000" w:type="dxa"/>
-            <w:tcBorders>
-              <w:top w:val="single" w:sz="4" w:space="0" w:color="1A2B3C"/>
-              <w:left w:val="single" w:sz="4" w:space="0" w:color="1A2B3C"/>
-              <w:bottom w:val="single" w:sz="4" w:space="0" w:color="1A2B3C"/>
-              <w:right w:val="single" w:sz="4" w:space="0" w:color="1A2B3C"/>
-            </w:tcBorders>
-            <w:shd w:val="clear" w:color="auto" w:fill="1A2B3C"/>
-            <w:tcMar>
-              <w:top w:w="100" w:type="dxa"/>
-              <w:left w:w="120" w:type="dxa"/>
-              <w:bottom w:w="100" w:type="dxa"/>
-              <w:right w:w="120" w:type="dxa"/>
-            </w:tcMar>
-            <w:vAlign w:val="center"/>
-          </w:tcPr>
-          <w:p>
-            <w:r>
-              <w:rPr>
-                <w:b/>
-                <w:bCs/>
-                <w:color w:val="FFFFFF"/>
-                <w:spacing w:val="30"/>
-                <w:sz w:val="16"/>
-                <w:szCs w:val="16"/>
-              </w:rPr>
-              <w:t>Scenario</w:t>
-            </w:r>
-          </w:p>
-        </w:tc>
-        <w:tc>
-          <w:tcPr>
-            <w:tcW w:w="2200" w:type="dxa"/>
-            <w:tcBorders>
-              <w:top w:val="single" w:sz="4" w:space="0" w:color="1A2B3C"/>
-              <w:left w:val="single" w:sz="4" w:space="0" w:color="1A2B3C"/>
-              <w:bottom w:val="single" w:sz="4" w:space="0" w:color="1A2B3C"/>
-              <w:right w:val="single" w:sz="4" w:space="0" w:color="1A2B3C"/>
-            </w:tcBorders>
-            <w:shd w:val="clear" w:color="auto" w:fill="1A2B3C"/>
-            <w:tcMar>
-              <w:top w:w="100" w:type="dxa"/>
-              <w:left w:w="120" w:type="dxa"/>
-              <w:bottom w:w="100" w:type="dxa"/>
-              <w:right w:w="120" w:type="dxa"/>
-            </w:tcMar>
-            <w:vAlign w:val="center"/>
-          </w:tcPr>
-          <w:p>
-            <w:r>
-              <w:rPr>
-                <w:b/>
-                <w:bCs/>
-                <w:color w:val="FFFFFF"/>
-                <w:spacing w:val="30"/>
-                <w:sz w:val="16"/>
-                <w:szCs w:val="16"/>
-              </w:rPr>
-              <w:t>Tech count</w:t>
-            </w:r>
-          </w:p>
-        </w:tc>
-        <w:tc>
-          <w:tcPr>
-            <w:tcW w:w="2440" w:type="dxa"/>
-            <w:tcBorders>
-              <w:top w:val="single" w:sz="4" w:space="0" w:color="1A2B3C"/>
-              <w:left w:val="single" w:sz="4" w:space="0" w:color="1A2B3C"/>
-              <w:bottom w:val="single" w:sz="4" w:space="0" w:color="1A2B3C"/>
-              <w:right w:val="single" w:sz="4" w:space="0" w:color="1A2B3C"/>
-            </w:tcBorders>
-            <w:shd w:val="clear" w:color="auto" w:fill="1A2B3C"/>
-            <w:tcMar>
-              <w:top w:w="100" w:type="dxa"/>
-              <w:left w:w="120" w:type="dxa"/>
-              <w:bottom w:w="100" w:type="dxa"/>
-              <w:right w:w="120" w:type="dxa"/>
-            </w:tcMar>
-            <w:vAlign w:val="center"/>
-          </w:tcPr>
-          <w:p>
-            <w:r>
-              <w:rPr>
-                <w:b/>
-                <w:bCs/>
-                <w:color w:val="FFFFFF"/>
-                <w:spacing w:val="30"/>
-                <w:sz w:val="16"/>
-                <w:szCs w:val="16"/>
-              </w:rPr>
-              <w:t>Y1 ARR @ 10%</w:t>
-            </w:r>
-          </w:p>
-        </w:tc>
-        <w:tc>
-          <w:tcPr>
-            <w:tcW w:w="2440" w:type="dxa"/>
-            <w:tcBorders>
-              <w:top w:val="single" w:sz="4" w:space="0" w:color="1A2B3C"/>
-              <w:left w:val="single" w:sz="4" w:space="0" w:color="1A2B3C"/>
-              <w:bottom w:val="single" w:sz="4" w:space="0" w:color="1A2B3C"/>
-              <w:right w:val="single" w:sz="4" w:space="0" w:color="1A2B3C"/>
-            </w:tcBorders>
-            <w:shd w:val="clear" w:color="auto" w:fill="1A2B3C"/>
-            <w:tcMar>
-              <w:top w:w="100" w:type="dxa"/>
-              <w:left w:w="120" w:type="dxa"/>
-              <w:bottom w:w="100" w:type="dxa"/>
-              <w:right w:w="120" w:type="dxa"/>
-            </w:tcMar>
-            <w:vAlign w:val="center"/>
-          </w:tcPr>
-          <w:p>
-            <w:r>
-              <w:rPr>
-                <w:b/>
-                <w:bCs/>
-                <w:color w:val="FFFFFF"/>
-                <w:spacing w:val="30"/>
-                <w:sz w:val="16"/>
-                <w:szCs w:val="16"/>
-              </w:rPr>
-              <w:t>Y1 ARR @ 25%</w:t>
-            </w:r>
-          </w:p>
-        </w:tc>
-      </w:tr>
-      <w:tr>
-        <w:tblPrEx>
-          <w:tblCellMar>
-            <w:top w:w="0" w:type="dxa"/>
-            <w:bottom w:w="0" w:type="dxa"/>
-          </w:tblCellMar>
-        </w:tblPrEx>
-        <w:trPr>
-          <w:cantSplit/>
-        </w:trPr>
-        <w:tc>
-          <w:tcPr>
-            <w:tcW w:w="3000" w:type="dxa"/>
-            <w:tcBorders>
-              <w:top w:val="single" w:sz="4" w:space="0" w:color="D0D5DD"/>
-              <w:left w:val="single" w:sz="4" w:space="0" w:color="D0D5DD"/>
-              <w:bottom w:val="single" w:sz="4" w:space="0" w:color="D0D5DD"/>
-              <w:right w:val="single" w:sz="4" w:space="0" w:color="D0D5DD"/>
-            </w:tcBorders>
-            <w:shd w:val="clear" w:color="auto" w:fill="FFFFFF"/>
-            <w:tcMar>
-              <w:top w:w="100" w:type="dxa"/>
-              <w:left w:w="120" w:type="dxa"/>
-              <w:bottom w:w="100" w:type="dxa"/>
-              <w:right w:w="120" w:type="dxa"/>
-            </w:tcMar>
-            <w:vAlign w:val="center"/>
-          </w:tcPr>
-          <w:p>
-            <w:r>
-              <w:rPr>
-                <w:color w:val="3A4A5C"/>
-                <w:sz w:val="17"/>
-                <w:szCs w:val="17"/>
-              </w:rPr>
-              <w:t>Low (conservative)</w:t>
-            </w:r>
-          </w:p>
-        </w:tc>
-        <w:tc>
-          <w:tcPr>
-            <w:tcW w:w="2200" w:type="dxa"/>
-            <w:tcBorders>
-              <w:top w:val="single" w:sz="4" w:space="0" w:color="D0D5DD"/>
-              <w:left w:val="single" w:sz="4" w:space="0" w:color="D0D5DD"/>
-              <w:bottom w:val="single" w:sz="4" w:space="0" w:color="D0D5DD"/>
-              <w:right w:val="single" w:sz="4" w:space="0" w:color="D0D5DD"/>
-            </w:tcBorders>
-            <w:shd w:val="clear" w:color="auto" w:fill="FFFFFF"/>
-            <w:tcMar>
-              <w:top w:w="100" w:type="dxa"/>
-              <w:left w:w="120" w:type="dxa"/>
-              <w:bottom w:w="100" w:type="dxa"/>
-              <w:right w:w="120" w:type="dxa"/>
-            </w:tcMar>
-            <w:vAlign w:val="center"/>
-          </w:tcPr>
-          <w:p>
-            <w:r>
-              <w:rPr>
-                <w:color w:val="1A2B3C"/>
-                <w:sz w:val="17"/>
-                <w:szCs w:val="17"/>
-              </w:rPr>
-              <w:t>3,000</w:t>
-            </w:r>
-          </w:p>
-        </w:tc>
-        <w:tc>
-          <w:tcPr>
-            <w:tcW w:w="2440" w:type="dxa"/>
-            <w:tcBorders>
-              <w:top w:val="single" w:sz="4" w:space="0" w:color="D0D5DD"/>
-              <w:left w:val="single" w:sz="4" w:space="0" w:color="D0D5DD"/>
-              <w:bottom w:val="single" w:sz="4" w:space="0" w:color="D0D5DD"/>
-              <w:right w:val="single" w:sz="4" w:space="0" w:color="D0D5DD"/>
-            </w:tcBorders>
-            <w:shd w:val="clear" w:color="auto" w:fill="FFFFFF"/>
-            <w:tcMar>
-              <w:top w:w="100" w:type="dxa"/>
-              <w:left w:w="120" w:type="dxa"/>
-              <w:bottom w:w="100" w:type="dxa"/>
-              <w:right w:w="120" w:type="dxa"/>
-            </w:tcMar>
-            <w:vAlign w:val="center"/>
-          </w:tcPr>
-          <w:p>
-            <w:r>
-              <w:rPr>
-                <w:color w:val="1A2B3C"/>
-                <w:sz w:val="17"/>
-                <w:szCs w:val="17"/>
-              </w:rPr>
-              <w:t>$89,820</w:t>
-            </w:r>
-          </w:p>
-        </w:tc>
-        <w:tc>
-          <w:tcPr>
-            <w:tcW w:w="2440" w:type="dxa"/>
-            <w:tcBorders>
-              <w:top w:val="single" w:sz="4" w:space="0" w:color="D0D5DD"/>
-              <w:left w:val="single" w:sz="4" w:space="0" w:color="D0D5DD"/>
-              <w:bottom w:val="single" w:sz="4" w:space="0" w:color="D0D5DD"/>
-              <w:right w:val="single" w:sz="4" w:space="0" w:color="D0D5DD"/>
-            </w:tcBorders>
-            <w:shd w:val="clear" w:color="auto" w:fill="FFFFFF"/>
-            <w:tcMar>
-              <w:top w:w="100" w:type="dxa"/>
-              <w:left w:w="120" w:type="dxa"/>
-              <w:bottom w:w="100" w:type="dxa"/>
-              <w:right w:w="120" w:type="dxa"/>
-            </w:tcMar>
-            <w:vAlign w:val="center"/>
-          </w:tcPr>
-          <w:p>
-            <w:r>
-              <w:rPr>
-                <w:color w:val="1A2B3C"/>
-                <w:sz w:val="17"/>
-                <w:szCs w:val="17"/>
-              </w:rPr>
-              <w:t>$224,550</w:t>
-            </w:r>
-          </w:p>
-        </w:tc>
-      </w:tr>
-      <w:tr>
-        <w:tblPrEx>
-          <w:tblCellMar>
-            <w:top w:w="0" w:type="dxa"/>
-            <w:bottom w:w="0" w:type="dxa"/>
-          </w:tblCellMar>
-        </w:tblPrEx>
-        <w:trPr>
-          <w:cantSplit/>
-        </w:trPr>
-        <w:tc>
-          <w:tcPr>
-            <w:tcW w:w="3000" w:type="dxa"/>
-            <w:tcBorders>
-              <w:top w:val="single" w:sz="4" w:space="0" w:color="D0D5DD"/>
-              <w:left w:val="single" w:sz="4" w:space="0" w:color="D0D5DD"/>
-              <w:bottom w:val="single" w:sz="4" w:space="0" w:color="D0D5DD"/>
-              <w:right w:val="single" w:sz="4" w:space="0" w:color="D0D5DD"/>
-            </w:tcBorders>
-            <w:shd w:val="clear" w:color="auto" w:fill="F5F6F8"/>
-            <w:tcMar>
-              <w:top w:w="100" w:type="dxa"/>
-              <w:left w:w="120" w:type="dxa"/>
-              <w:bottom w:w="100" w:type="dxa"/>
-              <w:right w:w="120" w:type="dxa"/>
-            </w:tcMar>
-            <w:vAlign w:val="center"/>
-          </w:tcPr>
-          <w:p>
-            <w:r>
-              <w:rPr>
-                <w:b/>
-                <w:bCs/>
-                <w:color w:val="1A2B3C"/>
-                <w:sz w:val="17"/>
-                <w:szCs w:val="17"/>
-              </w:rPr>
-              <w:t>Mid (our headline)</w:t>
-            </w:r>
-          </w:p>
-        </w:tc>
-        <w:tc>
-          <w:tcPr>
-            <w:tcW w:w="2200" w:type="dxa"/>
-            <w:tcBorders>
-              <w:top w:val="single" w:sz="4" w:space="0" w:color="D0D5DD"/>
-              <w:left w:val="single" w:sz="4" w:space="0" w:color="D0D5DD"/>
-              <w:bottom w:val="single" w:sz="4" w:space="0" w:color="D0D5DD"/>
-              <w:right w:val="single" w:sz="4" w:space="0" w:color="D0D5DD"/>
-            </w:tcBorders>
-            <w:shd w:val="clear" w:color="auto" w:fill="F5F6F8"/>
-            <w:tcMar>
-              <w:top w:w="100" w:type="dxa"/>
-              <w:left w:w="120" w:type="dxa"/>
-              <w:bottom w:w="100" w:type="dxa"/>
-              <w:right w:w="120" w:type="dxa"/>
-            </w:tcMar>
-            <w:vAlign w:val="center"/>
-          </w:tcPr>
-          <w:p>
-            <w:r>
-              <w:rPr>
-                <w:b/>
-                <w:bCs/>
-                <w:color w:val="1A2B3C"/>
-                <w:sz w:val="17"/>
-                <w:szCs w:val="17"/>
-              </w:rPr>
-              <w:t>4,000</w:t>
-            </w:r>
-          </w:p>
-        </w:tc>
-        <w:tc>
-          <w:tcPr>
-            <w:tcW w:w="2440" w:type="dxa"/>
-            <w:tcBorders>
-              <w:top w:val="single" w:sz="4" w:space="0" w:color="D0D5DD"/>
-              <w:left w:val="single" w:sz="4" w:space="0" w:color="D0D5DD"/>
-              <w:bottom w:val="single" w:sz="4" w:space="0" w:color="D0D5DD"/>
-              <w:right w:val="single" w:sz="4" w:space="0" w:color="D0D5DD"/>
-            </w:tcBorders>
-            <w:shd w:val="clear" w:color="auto" w:fill="F5F6F8"/>
-            <w:tcMar>
-              <w:top w:w="100" w:type="dxa"/>
-              <w:left w:w="120" w:type="dxa"/>
-              <w:bottom w:w="100" w:type="dxa"/>
-              <w:right w:w="120" w:type="dxa"/>
-            </w:tcMar>
-            <w:vAlign w:val="center"/>
-          </w:tcPr>
-          <w:p>
-            <w:r>
-              <w:rPr>
-                <w:b/>
-                <w:bCs/>
-                <w:color w:val="1A2B3C"/>
-                <w:sz w:val="17"/>
-                <w:szCs w:val="17"/>
-              </w:rPr>
-              <w:t>$119,760</w:t>
-            </w:r>
-          </w:p>
-        </w:tc>
-        <w:tc>
-          <w:tcPr>
-            <w:tcW w:w="2440" w:type="dxa"/>
-            <w:tcBorders>
-              <w:top w:val="single" w:sz="4" w:space="0" w:color="D0D5DD"/>
-              <w:left w:val="single" w:sz="4" w:space="0" w:color="D0D5DD"/>
-              <w:bottom w:val="single" w:sz="4" w:space="0" w:color="D0D5DD"/>
-              <w:right w:val="single" w:sz="4" w:space="0" w:color="D0D5DD"/>
-            </w:tcBorders>
-            <w:shd w:val="clear" w:color="auto" w:fill="F5F6F8"/>
-            <w:tcMar>
-              <w:top w:w="100" w:type="dxa"/>
-              <w:left w:w="120" w:type="dxa"/>
-              <w:bottom w:w="100" w:type="dxa"/>
-              <w:right w:w="120" w:type="dxa"/>
-            </w:tcMar>
-            <w:vAlign w:val="center"/>
-          </w:tcPr>
-          <w:p>
-            <w:r>
-              <w:rPr>
-                <w:b/>
-                <w:bCs/>
-                <w:color w:val="1A2B3C"/>
-                <w:sz w:val="17"/>
-                <w:szCs w:val="17"/>
-              </w:rPr>
-              <w:t>$299,400</w:t>
-            </w:r>
-          </w:p>
-        </w:tc>
-      </w:tr>
-      <w:tr>
-        <w:tblPrEx>
-          <w:tblCellMar>
-            <w:top w:w="0" w:type="dxa"/>
-            <w:bottom w:w="0" w:type="dxa"/>
-          </w:tblCellMar>
-        </w:tblPrEx>
-        <w:trPr>
-          <w:cantSplit/>
-        </w:trPr>
-        <w:tc>
-          <w:tcPr>
-            <w:tcW w:w="3000" w:type="dxa"/>
-            <w:tcBorders>
-              <w:top w:val="single" w:sz="4" w:space="0" w:color="D0D5DD"/>
-              <w:left w:val="single" w:sz="4" w:space="0" w:color="D0D5DD"/>
-              <w:bottom w:val="single" w:sz="4" w:space="0" w:color="D0D5DD"/>
-              <w:right w:val="single" w:sz="4" w:space="0" w:color="D0D5DD"/>
-            </w:tcBorders>
-            <w:shd w:val="clear" w:color="auto" w:fill="FFFFFF"/>
-            <w:tcMar>
-              <w:top w:w="100" w:type="dxa"/>
-              <w:left w:w="120" w:type="dxa"/>
-              <w:bottom w:w="100" w:type="dxa"/>
-              <w:right w:w="120" w:type="dxa"/>
-            </w:tcMar>
-            <w:vAlign w:val="center"/>
-          </w:tcPr>
-          <w:p>
-            <w:r>
-              <w:rPr>
-                <w:color w:val="3A4A5C"/>
-                <w:sz w:val="17"/>
-                <w:szCs w:val="17"/>
-              </w:rPr>
-              <w:t>High (stretch)</w:t>
-            </w:r>
-          </w:p>
-        </w:tc>
-        <w:tc>
-          <w:tcPr>
-            <w:tcW w:w="2200" w:type="dxa"/>
-            <w:tcBorders>
-              <w:top w:val="single" w:sz="4" w:space="0" w:color="D0D5DD"/>
-              <w:left w:val="single" w:sz="4" w:space="0" w:color="D0D5DD"/>
-              <w:bottom w:val="single" w:sz="4" w:space="0" w:color="D0D5DD"/>
-              <w:right w:val="single" w:sz="4" w:space="0" w:color="D0D5DD"/>
-            </w:tcBorders>
-            <w:shd w:val="clear" w:color="auto" w:fill="FFFFFF"/>
-            <w:tcMar>
-              <w:top w:w="100" w:type="dxa"/>
-              <w:left w:w="120" w:type="dxa"/>
-              <w:bottom w:w="100" w:type="dxa"/>
-              <w:right w:w="120" w:type="dxa"/>
-            </w:tcMar>
-            <w:vAlign w:val="center"/>
-          </w:tcPr>
-          <w:p>
-            <w:r>
-              <w:rPr>
-                <w:color w:val="1A2B3C"/>
-                <w:sz w:val="17"/>
-                <w:szCs w:val="17"/>
-              </w:rPr>
-              <w:t>5,000</w:t>
-            </w:r>
-          </w:p>
-        </w:tc>
-        <w:tc>
-          <w:tcPr>
-            <w:tcW w:w="2440" w:type="dxa"/>
-            <w:tcBorders>
-              <w:top w:val="single" w:sz="4" w:space="0" w:color="D0D5DD"/>
-              <w:left w:val="single" w:sz="4" w:space="0" w:color="D0D5DD"/>
-              <w:bottom w:val="single" w:sz="4" w:space="0" w:color="D0D5DD"/>
-              <w:right w:val="single" w:sz="4" w:space="0" w:color="D0D5DD"/>
-            </w:tcBorders>
-            <w:shd w:val="clear" w:color="auto" w:fill="FFFFFF"/>
-            <w:tcMar>
-              <w:top w:w="100" w:type="dxa"/>
-              <w:left w:w="120" w:type="dxa"/>
-              <w:bottom w:w="100" w:type="dxa"/>
-              <w:right w:w="120" w:type="dxa"/>
-            </w:tcMar>
-            <w:vAlign w:val="center"/>
-          </w:tcPr>
-          <w:p>
-            <w:r>
-              <w:rPr>
-                <w:color w:val="1A2B3C"/>
-                <w:sz w:val="17"/>
-                <w:szCs w:val="17"/>
-              </w:rPr>
-              <w:t>$149,700</w:t>
-            </w:r>
-          </w:p>
-        </w:tc>
-        <w:tc>
-          <w:tcPr>
-            <w:tcW w:w="2440" w:type="dxa"/>
-            <w:tcBorders>
-              <w:top w:val="single" w:sz="4" w:space="0" w:color="D0D5DD"/>
-              <w:left w:val="single" w:sz="4" w:space="0" w:color="D0D5DD"/>
-              <w:bottom w:val="single" w:sz="4" w:space="0" w:color="D0D5DD"/>
-              <w:right w:val="single" w:sz="4" w:space="0" w:color="D0D5DD"/>
-            </w:tcBorders>
-            <w:shd w:val="clear" w:color="auto" w:fill="FFFFFF"/>
-            <w:tcMar>
-              <w:top w:w="100" w:type="dxa"/>
-              <w:left w:w="120" w:type="dxa"/>
-              <w:bottom w:w="100" w:type="dxa"/>
-              <w:right w:w="120" w:type="dxa"/>
-            </w:tcMar>
-            <w:vAlign w:val="center"/>
-          </w:tcPr>
-          <w:p>
-            <w:r>
-              <w:rPr>
-                <w:color w:val="1A2B3C"/>
-                <w:sz w:val="17"/>
-                <w:szCs w:val="17"/>
-              </w:rPr>
-              <w:t>$374,250</w:t>
-            </w:r>
-          </w:p>
-        </w:tc>
-      </w:tr>
-    </w:tbl>
-    <w:p>
-      <w:pPr>
-        <w:pBdr>
-          <w:bottom w:val="single" w:sz="6" w:space="1" w:color="185FA5"/>
-        </w:pBdr>
-        <w:spacing w:after="200"/>
-      </w:pPr>
-    </w:p>
-    <w:p>
-      <w:pPr>
         <w:spacing w:before="240" w:after="120"/>
       </w:pPr>
       <w:r>
@@ -5238,111 +4583,85 @@
     </w:p>
     <w:p>
       <w:pPr>
-        <w:spacing w:before="180" w:after="80"/>
+        <w:pStyle w:val="Heading2"/>
+      </w:pPr>
+      <w:r>
+        <w:t xml:space="preserve">Warm path &amp; contact intel — v15.36 CRM sync</w:t>
+      </w:r>
+    </w:p>
+    <w:p>
+      <w:pPr>
+        <w:spacing w:before="80" w:after="80"/>
       </w:pPr>
       <w:r>
         <w:rPr>
-          <w:b/>
-          <w:bCs/>
-          <w:color w:val="1A2B3C"/>
-          <w:sz w:val="22"/>
-          <w:szCs w:val="22"/>
+          <w:i/>
+          <w:iCs/>
+          <w:color w:val="6B7280"/>
+          <w:sz w:val="20"/>
+          <w:szCs w:val="20"/>
         </w:rPr>
-        <w:t>Warm path — where we stand</w:t>
+        <w:t xml:space="preserve">Top contacts plus warm-path status. 🟢 active warm angle · 🟡 status change to verify · 🟣 team assignment.</w:t>
       </w:r>
     </w:p>
     <w:tbl>
       <w:tblPr>
-        <w:tblW w:w="10080" w:type="dxa"/>
+        <w:tblW w:w="9000" w:type="dxa"/>
         <w:tblBorders>
-          <w:top w:val="single" w:sz="4" w:space="0" w:color="auto"/>
-          <w:left w:val="single" w:sz="4" w:space="0" w:color="auto"/>
-          <w:bottom w:val="single" w:sz="4" w:space="0" w:color="auto"/>
-          <w:right w:val="single" w:sz="4" w:space="0" w:color="auto"/>
-          <w:insideH w:val="single" w:sz="4" w:space="0" w:color="auto"/>
-          <w:insideV w:val="single" w:sz="4" w:space="0" w:color="auto"/>
+          <w:top w:val="single" w:sz="4" w:space="0" w:color="CCCCCC"/>
+          <w:left w:val="single" w:sz="4" w:space="0" w:color="CCCCCC"/>
+          <w:bottom w:val="single" w:sz="4" w:space="0" w:color="CCCCCC"/>
+          <w:right w:val="single" w:sz="4" w:space="0" w:color="CCCCCC"/>
+          <w:insideH w:val="single" w:sz="4" w:space="0" w:color="CCCCCC"/>
+          <w:insideV w:val="single" w:sz="4" w:space="0" w:color="CCCCCC"/>
         </w:tblBorders>
-        <w:tblCellMar>
-          <w:left w:w="10" w:type="dxa"/>
-          <w:right w:w="10" w:type="dxa"/>
-        </w:tblCellMar>
-        <w:tblLook w:val="0000" w:firstRow="0" w:lastRow="0" w:firstColumn="0" w:lastColumn="0" w:noHBand="0" w:noVBand="0"/>
       </w:tblPr>
       <w:tblGrid>
-        <w:gridCol w:w="2500"/>
-        <w:gridCol w:w="3000"/>
-        <w:gridCol w:w="3500"/>
-        <w:gridCol w:w="1080"/>
+        <w:gridCol w:w="1700"/>
+        <w:gridCol w:w="1900"/>
+        <w:gridCol w:w="1900"/>
+        <w:gridCol w:w="1700"/>
+        <w:gridCol w:w="1800"/>
       </w:tblGrid>
       <w:tr>
-        <w:tblPrEx>
-          <w:tblCellMar>
-            <w:top w:w="0" w:type="dxa"/>
-            <w:bottom w:w="0" w:type="dxa"/>
-          </w:tblCellMar>
-        </w:tblPrEx>
         <w:trPr>
           <w:tblHeader/>
         </w:trPr>
         <w:tc>
           <w:tcPr>
-            <w:tcW w:w="2500" w:type="dxa"/>
-            <w:tcBorders>
-              <w:top w:val="single" w:sz="4" w:space="0" w:color="1A2B3C"/>
-              <w:left w:val="single" w:sz="4" w:space="0" w:color="1A2B3C"/>
-              <w:bottom w:val="single" w:sz="4" w:space="0" w:color="1A2B3C"/>
-              <w:right w:val="single" w:sz="4" w:space="0" w:color="1A2B3C"/>
-            </w:tcBorders>
+            <w:tcW w:w="1700" w:type="dxa"/>
             <w:shd w:val="clear" w:color="auto" w:fill="1A2B3C"/>
-            <w:tcMar>
-              <w:top w:w="100" w:type="dxa"/>
-              <w:left w:w="120" w:type="dxa"/>
-              <w:bottom w:w="100" w:type="dxa"/>
-              <w:right w:w="120" w:type="dxa"/>
-            </w:tcMar>
-            <w:vAlign w:val="center"/>
-          </w:tcPr>
-          <w:p>
+          </w:tcPr>
+          <w:p>
+            <w:pPr>
+              <w:spacing w:before="60" w:after="60"/>
+            </w:pPr>
             <w:r>
               <w:rPr>
                 <w:b/>
                 <w:bCs/>
                 <w:color w:val="FFFFFF"/>
-                <w:spacing w:val="30"/>
-                <w:sz w:val="16"/>
-                <w:szCs w:val="16"/>
-              </w:rPr>
-              <w:t>Target person</w:t>
-            </w:r>
-          </w:p>
-        </w:tc>
-        <w:tc>
-          <w:tcPr>
-            <w:tcW w:w="3000" w:type="dxa"/>
-            <w:tcBorders>
-              <w:top w:val="single" w:sz="4" w:space="0" w:color="1A2B3C"/>
-              <w:left w:val="single" w:sz="4" w:space="0" w:color="1A2B3C"/>
-              <w:bottom w:val="single" w:sz="4" w:space="0" w:color="1A2B3C"/>
-              <w:right w:val="single" w:sz="4" w:space="0" w:color="1A2B3C"/>
-            </w:tcBorders>
+                <w:sz w:val="18"/>
+              </w:rPr>
+              <w:t>Name</w:t>
+            </w:r>
+          </w:p>
+        </w:tc>
+        <w:tc>
+          <w:tcPr>
+            <w:tcW w:w="1900" w:type="dxa"/>
             <w:shd w:val="clear" w:color="auto" w:fill="1A2B3C"/>
-            <w:tcMar>
-              <w:top w:w="100" w:type="dxa"/>
-              <w:left w:w="120" w:type="dxa"/>
-              <w:bottom w:w="100" w:type="dxa"/>
-              <w:right w:w="120" w:type="dxa"/>
-            </w:tcMar>
-            <w:vAlign w:val="center"/>
-          </w:tcPr>
-          <w:p>
+          </w:tcPr>
+          <w:p>
+            <w:pPr>
+              <w:spacing w:before="60" w:after="60"/>
+            </w:pPr>
             <w:r>
               <w:rPr>
                 <w:b/>
                 <w:bCs/>
                 <w:color w:val="FFFFFF"/>
-                <w:spacing w:val="30"/>
-                <w:sz w:val="16"/>
-                <w:szCs w:val="16"/>
+                <w:sz w:val="18"/>
               </w:rPr>
               <w:t>Role</w:t>
             </w:r>
@@ -5350,556 +4669,1219 @@
         </w:tc>
         <w:tc>
           <w:tcPr>
-            <w:tcW w:w="3500" w:type="dxa"/>
-            <w:tcBorders>
-              <w:top w:val="single" w:sz="4" w:space="0" w:color="1A2B3C"/>
-              <w:left w:val="single" w:sz="4" w:space="0" w:color="1A2B3C"/>
-              <w:bottom w:val="single" w:sz="4" w:space="0" w:color="1A2B3C"/>
-              <w:right w:val="single" w:sz="4" w:space="0" w:color="1A2B3C"/>
-            </w:tcBorders>
+            <w:tcW w:w="1900" w:type="dxa"/>
             <w:shd w:val="clear" w:color="auto" w:fill="1A2B3C"/>
-            <w:tcMar>
-              <w:top w:w="100" w:type="dxa"/>
-              <w:left w:w="120" w:type="dxa"/>
-              <w:bottom w:w="100" w:type="dxa"/>
-              <w:right w:w="120" w:type="dxa"/>
-            </w:tcMar>
-            <w:vAlign w:val="center"/>
-          </w:tcPr>
-          <w:p>
+          </w:tcPr>
+          <w:p>
+            <w:pPr>
+              <w:spacing w:before="60" w:after="60"/>
+            </w:pPr>
             <w:r>
               <w:rPr>
                 <w:b/>
                 <w:bCs/>
                 <w:color w:val="FFFFFF"/>
-                <w:spacing w:val="30"/>
-                <w:sz w:val="16"/>
-                <w:szCs w:val="16"/>
-              </w:rPr>
-              <w:t>Warm path</w:t>
-            </w:r>
-          </w:p>
-        </w:tc>
-        <w:tc>
-          <w:tcPr>
-            <w:tcW w:w="1080" w:type="dxa"/>
-            <w:tcBorders>
-              <w:top w:val="single" w:sz="4" w:space="0" w:color="1A2B3C"/>
-              <w:left w:val="single" w:sz="4" w:space="0" w:color="1A2B3C"/>
-              <w:bottom w:val="single" w:sz="4" w:space="0" w:color="1A2B3C"/>
-              <w:right w:val="single" w:sz="4" w:space="0" w:color="1A2B3C"/>
-            </w:tcBorders>
+                <w:sz w:val="18"/>
+              </w:rPr>
+              <w:t>LinkedIn</w:t>
+            </w:r>
+          </w:p>
+        </w:tc>
+        <w:tc>
+          <w:tcPr>
+            <w:tcW w:w="1700" w:type="dxa"/>
             <w:shd w:val="clear" w:color="auto" w:fill="1A2B3C"/>
-            <w:tcMar>
-              <w:top w:w="100" w:type="dxa"/>
-              <w:left w:w="120" w:type="dxa"/>
-              <w:bottom w:w="100" w:type="dxa"/>
-              <w:right w:w="120" w:type="dxa"/>
-            </w:tcMar>
-            <w:vAlign w:val="center"/>
-          </w:tcPr>
-          <w:p/>
+          </w:tcPr>
+          <w:p>
+            <w:pPr>
+              <w:spacing w:before="60" w:after="60"/>
+            </w:pPr>
+            <w:r>
+              <w:rPr>
+                <w:b/>
+                <w:bCs/>
+                <w:color w:val="FFFFFF"/>
+                <w:sz w:val="18"/>
+              </w:rPr>
+              <w:t>School</w:t>
+            </w:r>
+          </w:p>
+        </w:tc>
+        <w:tc>
+          <w:tcPr>
+            <w:tcW w:w="1800" w:type="dxa"/>
+            <w:shd w:val="clear" w:color="auto" w:fill="1A2B3C"/>
+          </w:tcPr>
+          <w:p>
+            <w:pPr>
+              <w:spacing w:before="60" w:after="60"/>
+            </w:pPr>
+            <w:r>
+              <w:rPr>
+                <w:b/>
+                <w:bCs/>
+                <w:color w:val="FFFFFF"/>
+                <w:sz w:val="18"/>
+              </w:rPr>
+              <w:t>Warm-Path Status / Notes</w:t>
+            </w:r>
+          </w:p>
         </w:tc>
       </w:tr>
       <w:tr>
-        <w:tblPrEx>
-          <w:tblCellMar>
-            <w:top w:w="0" w:type="dxa"/>
-            <w:bottom w:w="0" w:type="dxa"/>
-          </w:tblCellMar>
-        </w:tblPrEx>
-        <w:trPr>
-          <w:cantSplit/>
-        </w:trPr>
-        <w:tc>
-          <w:tcPr>
-            <w:tcW w:w="2500" w:type="dxa"/>
-            <w:tcBorders>
-              <w:top w:val="single" w:sz="4" w:space="0" w:color="D0D5DD"/>
-              <w:left w:val="single" w:sz="4" w:space="0" w:color="D0D5DD"/>
-              <w:bottom w:val="single" w:sz="4" w:space="0" w:color="D0D5DD"/>
-              <w:right w:val="single" w:sz="4" w:space="0" w:color="D0D5DD"/>
-            </w:tcBorders>
-            <w:shd w:val="clear" w:color="auto" w:fill="FFFFFF"/>
-            <w:tcMar>
-              <w:top w:w="100" w:type="dxa"/>
-              <w:left w:w="120" w:type="dxa"/>
-              <w:bottom w:w="100" w:type="dxa"/>
-              <w:right w:w="120" w:type="dxa"/>
-            </w:tcMar>
-            <w:vAlign w:val="center"/>
-          </w:tcPr>
-          <w:p>
-            <w:r>
-              <w:rPr>
-                <w:b/>
-                <w:bCs/>
-                <w:color w:val="1A2B3C"/>
-                <w:sz w:val="17"/>
-                <w:szCs w:val="17"/>
-              </w:rPr>
-              <w:t>Ted DeMarino</w:t>
-            </w:r>
-          </w:p>
-        </w:tc>
-        <w:tc>
-          <w:tcPr>
-            <w:tcW w:w="3000" w:type="dxa"/>
-            <w:tcBorders>
-              <w:top w:val="single" w:sz="4" w:space="0" w:color="D0D5DD"/>
-              <w:left w:val="single" w:sz="4" w:space="0" w:color="D0D5DD"/>
-              <w:bottom w:val="single" w:sz="4" w:space="0" w:color="D0D5DD"/>
-              <w:right w:val="single" w:sz="4" w:space="0" w:color="D0D5DD"/>
-            </w:tcBorders>
-            <w:shd w:val="clear" w:color="auto" w:fill="FFFFFF"/>
-            <w:tcMar>
-              <w:top w:w="100" w:type="dxa"/>
-              <w:left w:w="120" w:type="dxa"/>
-              <w:bottom w:w="100" w:type="dxa"/>
-              <w:right w:w="120" w:type="dxa"/>
-            </w:tcMar>
-            <w:vAlign w:val="center"/>
-          </w:tcPr>
-          <w:p>
-            <w:r>
-              <w:rPr>
-                <w:color w:val="3A4A5C"/>
-                <w:sz w:val="17"/>
-                <w:szCs w:val="17"/>
-              </w:rPr>
-              <w:t>CEO (since 2024)</w:t>
-            </w:r>
-          </w:p>
-        </w:tc>
-        <w:tc>
-          <w:tcPr>
-            <w:tcW w:w="3500" w:type="dxa"/>
-            <w:tcBorders>
-              <w:top w:val="single" w:sz="4" w:space="0" w:color="D0D5DD"/>
-              <w:left w:val="single" w:sz="4" w:space="0" w:color="D0D5DD"/>
-              <w:bottom w:val="single" w:sz="4" w:space="0" w:color="D0D5DD"/>
-              <w:right w:val="single" w:sz="4" w:space="0" w:color="D0D5DD"/>
-            </w:tcBorders>
-            <w:shd w:val="clear" w:color="auto" w:fill="FFFFFF"/>
-            <w:tcMar>
-              <w:top w:w="100" w:type="dxa"/>
-              <w:left w:w="120" w:type="dxa"/>
-              <w:bottom w:w="100" w:type="dxa"/>
-              <w:right w:w="120" w:type="dxa"/>
-            </w:tcMar>
-            <w:vAlign w:val="center"/>
-          </w:tcPr>
-          <w:p>
-            <w:r>
-              <w:rPr>
-                <w:color w:val="3A4A5C"/>
-                <w:sz w:val="17"/>
-                <w:szCs w:val="17"/>
-              </w:rPr>
-              <w:t>Direct — relationship reset required</w:t>
-            </w:r>
-          </w:p>
-        </w:tc>
-        <w:tc>
-          <w:tcPr>
-            <w:tcW w:w="1080" w:type="dxa"/>
-            <w:tcBorders>
-              <w:top w:val="single" w:sz="4" w:space="0" w:color="D0D5DD"/>
-              <w:left w:val="single" w:sz="4" w:space="0" w:color="D0D5DD"/>
-              <w:bottom w:val="single" w:sz="4" w:space="0" w:color="D0D5DD"/>
-              <w:right w:val="single" w:sz="4" w:space="0" w:color="D0D5DD"/>
-            </w:tcBorders>
-            <w:shd w:val="clear" w:color="auto" w:fill="FFFFFF"/>
-            <w:tcMar>
-              <w:top w:w="100" w:type="dxa"/>
-              <w:left w:w="120" w:type="dxa"/>
-              <w:bottom w:w="100" w:type="dxa"/>
-              <w:right w:w="120" w:type="dxa"/>
-            </w:tcMar>
-            <w:vAlign w:val="center"/>
-          </w:tcPr>
-          <w:p/>
+        <w:tc>
+          <w:tcPr>
+            <w:tcW w:w="1700" w:type="dxa"/>
+            <w:shd w:val="clear" w:color="auto" w:fill="FFFFFF"/>
+          </w:tcPr>
+          <w:p>
+            <w:pPr>
+              <w:spacing w:before="40" w:after="40"/>
+            </w:pPr>
+            <w:r>
+              <w:rPr>
+                <w:b/>
+                <w:bCs/>
+                <w:sz w:val="18"/>
+              </w:rPr>
+              <w:t xml:space="preserve">Ted DeMarino</w:t>
+            </w:r>
+          </w:p>
+        </w:tc>
+        <w:tc>
+          <w:tcPr>
+            <w:tcW w:w="1900" w:type="dxa"/>
+            <w:shd w:val="clear" w:color="auto" w:fill="FFFFFF"/>
+          </w:tcPr>
+          <w:p>
+            <w:pPr>
+              <w:spacing w:before="40" w:after="40"/>
+            </w:pPr>
+            <w:r>
+              <w:rPr>
+                <w:sz w:val="18"/>
+              </w:rPr>
+              <w:t xml:space="preserve">CEO since 2024</w:t>
+            </w:r>
+          </w:p>
+        </w:tc>
+        <w:tc>
+          <w:tcPr>
+            <w:tcW w:w="1900" w:type="dxa"/>
+            <w:shd w:val="clear" w:color="auto" w:fill="FFFFFF"/>
+          </w:tcPr>
+          <w:p>
+            <w:pPr>
+              <w:spacing w:before="40" w:after="40"/>
+            </w:pPr>
+            <w:r>
+              <w:rPr>
+                <w:color w:val="185FA5"/>
+                <w:sz w:val="16"/>
+              </w:rPr>
+              <w:t xml:space="preserve">teddemarino</w:t>
+            </w:r>
+          </w:p>
+        </w:tc>
+        <w:tc>
+          <w:tcPr>
+            <w:tcW w:w="1700" w:type="dxa"/>
+            <w:shd w:val="clear" w:color="auto" w:fill="FFFFFF"/>
+          </w:tcPr>
+          <w:p>
+            <w:pPr>
+              <w:spacing w:before="40" w:after="40"/>
+            </w:pPr>
+            <w:r>
+              <w:rPr>
+                <w:sz w:val="16"/>
+              </w:rPr>
+              <w:t xml:space="preserve">—</w:t>
+            </w:r>
+          </w:p>
+        </w:tc>
+        <w:tc>
+          <w:tcPr>
+            <w:tcW w:w="1800" w:type="dxa"/>
+            <w:shd w:val="clear" w:color="auto" w:fill="FFFFFF"/>
+          </w:tcPr>
+          <w:p>
+            <w:pPr>
+              <w:spacing w:before="40" w:after="40"/>
+            </w:pPr>
+            <w:r>
+              <w:rPr>
+                <w:i/>
+                <w:iCs/>
+                <w:sz w:val="16"/>
+              </w:rPr>
+              <w:t xml:space="preserve"/>
+            </w:r>
+          </w:p>
         </w:tc>
       </w:tr>
       <w:tr>
-        <w:tblPrEx>
-          <w:tblCellMar>
-            <w:top w:w="0" w:type="dxa"/>
-            <w:bottom w:w="0" w:type="dxa"/>
-          </w:tblCellMar>
-        </w:tblPrEx>
-        <w:trPr>
-          <w:cantSplit/>
-        </w:trPr>
-        <w:tc>
-          <w:tcPr>
-            <w:tcW w:w="2500" w:type="dxa"/>
-            <w:tcBorders>
-              <w:top w:val="single" w:sz="4" w:space="0" w:color="D0D5DD"/>
-              <w:left w:val="single" w:sz="4" w:space="0" w:color="D0D5DD"/>
-              <w:bottom w:val="single" w:sz="4" w:space="0" w:color="D0D5DD"/>
-              <w:right w:val="single" w:sz="4" w:space="0" w:color="D0D5DD"/>
-            </w:tcBorders>
-            <w:shd w:val="clear" w:color="auto" w:fill="F5F6F8"/>
-            <w:tcMar>
-              <w:top w:w="100" w:type="dxa"/>
-              <w:left w:w="120" w:type="dxa"/>
-              <w:bottom w:w="100" w:type="dxa"/>
-              <w:right w:w="120" w:type="dxa"/>
-            </w:tcMar>
-            <w:vAlign w:val="center"/>
-          </w:tcPr>
-          <w:p>
-            <w:r>
-              <w:rPr>
-                <w:b/>
-                <w:bCs/>
-                <w:color w:val="1A2B3C"/>
-                <w:sz w:val="17"/>
-                <w:szCs w:val="17"/>
-              </w:rPr>
-              <w:t>Billy Newby</w:t>
-            </w:r>
-          </w:p>
-        </w:tc>
-        <w:tc>
-          <w:tcPr>
-            <w:tcW w:w="3000" w:type="dxa"/>
-            <w:tcBorders>
-              <w:top w:val="single" w:sz="4" w:space="0" w:color="D0D5DD"/>
-              <w:left w:val="single" w:sz="4" w:space="0" w:color="D0D5DD"/>
-              <w:bottom w:val="single" w:sz="4" w:space="0" w:color="D0D5DD"/>
-              <w:right w:val="single" w:sz="4" w:space="0" w:color="D0D5DD"/>
-            </w:tcBorders>
-            <w:shd w:val="clear" w:color="auto" w:fill="F5F6F8"/>
-            <w:tcMar>
-              <w:top w:w="100" w:type="dxa"/>
-              <w:left w:w="120" w:type="dxa"/>
-              <w:bottom w:w="100" w:type="dxa"/>
-              <w:right w:w="120" w:type="dxa"/>
-            </w:tcMar>
-            <w:vAlign w:val="center"/>
-          </w:tcPr>
-          <w:p>
-            <w:r>
-              <w:rPr>
-                <w:color w:val="3A4A5C"/>
-                <w:sz w:val="17"/>
-                <w:szCs w:val="17"/>
-              </w:rPr>
-              <w:t>CFO</w:t>
-            </w:r>
-          </w:p>
-        </w:tc>
-        <w:tc>
-          <w:tcPr>
-            <w:tcW w:w="3500" w:type="dxa"/>
-            <w:tcBorders>
-              <w:top w:val="single" w:sz="4" w:space="0" w:color="D0D5DD"/>
-              <w:left w:val="single" w:sz="4" w:space="0" w:color="D0D5DD"/>
-              <w:bottom w:val="single" w:sz="4" w:space="0" w:color="D0D5DD"/>
-              <w:right w:val="single" w:sz="4" w:space="0" w:color="D0D5DD"/>
-            </w:tcBorders>
-            <w:shd w:val="clear" w:color="auto" w:fill="F5F6F8"/>
-            <w:tcMar>
-              <w:top w:w="100" w:type="dxa"/>
-              <w:left w:w="120" w:type="dxa"/>
-              <w:bottom w:w="100" w:type="dxa"/>
-              <w:right w:w="120" w:type="dxa"/>
-            </w:tcMar>
-            <w:vAlign w:val="center"/>
-          </w:tcPr>
-          <w:p>
-            <w:r>
-              <w:rPr>
-                <w:color w:val="3A4A5C"/>
-                <w:sz w:val="17"/>
-                <w:szCs w:val="17"/>
-              </w:rPr>
-              <w:t>Financial conversation about FSM standardization ROI</w:t>
-            </w:r>
-          </w:p>
-        </w:tc>
-        <w:tc>
-          <w:tcPr>
-            <w:tcW w:w="1080" w:type="dxa"/>
-            <w:tcBorders>
-              <w:top w:val="single" w:sz="4" w:space="0" w:color="D0D5DD"/>
-              <w:left w:val="single" w:sz="4" w:space="0" w:color="D0D5DD"/>
-              <w:bottom w:val="single" w:sz="4" w:space="0" w:color="D0D5DD"/>
-              <w:right w:val="single" w:sz="4" w:space="0" w:color="D0D5DD"/>
-            </w:tcBorders>
-            <w:shd w:val="clear" w:color="auto" w:fill="F5F6F8"/>
-            <w:tcMar>
-              <w:top w:w="100" w:type="dxa"/>
-              <w:left w:w="120" w:type="dxa"/>
-              <w:bottom w:w="100" w:type="dxa"/>
-              <w:right w:w="120" w:type="dxa"/>
-            </w:tcMar>
-            <w:vAlign w:val="center"/>
-          </w:tcPr>
-          <w:p/>
+        <w:tc>
+          <w:tcPr>
+            <w:tcW w:w="1700" w:type="dxa"/>
+            <w:shd w:val="clear" w:color="auto" w:fill="FFFFFF"/>
+          </w:tcPr>
+          <w:p>
+            <w:pPr>
+              <w:spacing w:before="40" w:after="40"/>
+            </w:pPr>
+            <w:r>
+              <w:rPr>
+                <w:b/>
+                <w:bCs/>
+                <w:sz w:val="18"/>
+              </w:rPr>
+              <w:t xml:space="preserve">Hagan Kappler</w:t>
+            </w:r>
+          </w:p>
+        </w:tc>
+        <w:tc>
+          <w:tcPr>
+            <w:tcW w:w="1900" w:type="dxa"/>
+            <w:shd w:val="clear" w:color="auto" w:fill="FFFFFF"/>
+          </w:tcPr>
+          <w:p>
+            <w:pPr>
+              <w:spacing w:before="40" w:after="40"/>
+            </w:pPr>
+            <w:r>
+              <w:rPr>
+                <w:sz w:val="18"/>
+              </w:rPr>
+              <w:t xml:space="preserve">FORMER CEO 2020-2024 — NOW Daisy CEO</w:t>
+            </w:r>
+          </w:p>
+        </w:tc>
+        <w:tc>
+          <w:tcPr>
+            <w:tcW w:w="1900" w:type="dxa"/>
+            <w:shd w:val="clear" w:color="auto" w:fill="FFFFFF"/>
+          </w:tcPr>
+          <w:p>
+            <w:pPr>
+              <w:spacing w:before="40" w:after="40"/>
+            </w:pPr>
+            <w:r>
+              <w:rPr>
+                <w:color w:val="185FA5"/>
+                <w:sz w:val="16"/>
+              </w:rPr>
+              <w:t xml:space="preserve"/>
+            </w:r>
+          </w:p>
+        </w:tc>
+        <w:tc>
+          <w:tcPr>
+            <w:tcW w:w="1700" w:type="dxa"/>
+            <w:shd w:val="clear" w:color="auto" w:fill="FFFFFF"/>
+          </w:tcPr>
+          <w:p>
+            <w:pPr>
+              <w:spacing w:before="40" w:after="40"/>
+            </w:pPr>
+            <w:r>
+              <w:rPr>
+                <w:sz w:val="16"/>
+              </w:rPr>
+              <w:t xml:space="preserve">Williams College BA History (track athlete) + UVA Darden MBA 2005-2007. Career: Goldman Sa</w:t>
+            </w:r>
+          </w:p>
+        </w:tc>
+        <w:tc>
+          <w:tcPr>
+            <w:tcW w:w="1800" w:type="dxa"/>
+            <w:shd w:val="clear" w:color="auto" w:fill="FFFFFF"/>
+          </w:tcPr>
+          <w:p>
+            <w:pPr>
+              <w:spacing w:before="40" w:after="40"/>
+            </w:pPr>
+            <w:r>
+              <w:rPr>
+                <w:i/>
+                <w:iCs/>
+                <w:sz w:val="16"/>
+              </w:rPr>
+              <w:t xml:space="preserve"/>
+            </w:r>
+          </w:p>
         </w:tc>
       </w:tr>
       <w:tr>
-        <w:tblPrEx>
-          <w:tblCellMar>
-            <w:top w:w="0" w:type="dxa"/>
-            <w:bottom w:w="0" w:type="dxa"/>
-          </w:tblCellMar>
-        </w:tblPrEx>
-        <w:trPr>
-          <w:cantSplit/>
-        </w:trPr>
-        <w:tc>
-          <w:tcPr>
-            <w:tcW w:w="2500" w:type="dxa"/>
-            <w:tcBorders>
-              <w:top w:val="single" w:sz="4" w:space="0" w:color="D0D5DD"/>
-              <w:left w:val="single" w:sz="4" w:space="0" w:color="D0D5DD"/>
-              <w:bottom w:val="single" w:sz="4" w:space="0" w:color="D0D5DD"/>
-              <w:right w:val="single" w:sz="4" w:space="0" w:color="D0D5DD"/>
-            </w:tcBorders>
-            <w:shd w:val="clear" w:color="auto" w:fill="FFFFFF"/>
-            <w:tcMar>
-              <w:top w:w="100" w:type="dxa"/>
-              <w:left w:w="120" w:type="dxa"/>
-              <w:bottom w:w="100" w:type="dxa"/>
-              <w:right w:w="120" w:type="dxa"/>
-            </w:tcMar>
-            <w:vAlign w:val="center"/>
-          </w:tcPr>
-          <w:p>
-            <w:r>
-              <w:rPr>
-                <w:b/>
-                <w:bCs/>
-                <w:color w:val="1A2B3C"/>
-                <w:sz w:val="17"/>
-                <w:szCs w:val="17"/>
-              </w:rPr>
-              <w:t>USA Insulation franchisor leadership</w:t>
-            </w:r>
-          </w:p>
-        </w:tc>
-        <w:tc>
-          <w:tcPr>
-            <w:tcW w:w="3000" w:type="dxa"/>
-            <w:tcBorders>
-              <w:top w:val="single" w:sz="4" w:space="0" w:color="D0D5DD"/>
-              <w:left w:val="single" w:sz="4" w:space="0" w:color="D0D5DD"/>
-              <w:bottom w:val="single" w:sz="4" w:space="0" w:color="D0D5DD"/>
-              <w:right w:val="single" w:sz="4" w:space="0" w:color="D0D5DD"/>
-            </w:tcBorders>
-            <w:shd w:val="clear" w:color="auto" w:fill="FFFFFF"/>
-            <w:tcMar>
-              <w:top w:w="100" w:type="dxa"/>
-              <w:left w:w="120" w:type="dxa"/>
-              <w:bottom w:w="100" w:type="dxa"/>
-              <w:right w:w="120" w:type="dxa"/>
-            </w:tcMar>
-            <w:vAlign w:val="center"/>
-          </w:tcPr>
-          <w:p>
-            <w:r>
-              <w:rPr>
-                <w:color w:val="3A4A5C"/>
-                <w:sz w:val="17"/>
-                <w:szCs w:val="17"/>
-              </w:rPr>
-              <w:t>Active transition decision-makers</w:t>
-            </w:r>
-          </w:p>
-        </w:tc>
-        <w:tc>
-          <w:tcPr>
-            <w:tcW w:w="3500" w:type="dxa"/>
-            <w:tcBorders>
-              <w:top w:val="single" w:sz="4" w:space="0" w:color="D0D5DD"/>
-              <w:left w:val="single" w:sz="4" w:space="0" w:color="D0D5DD"/>
-              <w:bottom w:val="single" w:sz="4" w:space="0" w:color="D0D5DD"/>
-              <w:right w:val="single" w:sz="4" w:space="0" w:color="D0D5DD"/>
-            </w:tcBorders>
-            <w:shd w:val="clear" w:color="auto" w:fill="FFFFFF"/>
-            <w:tcMar>
-              <w:top w:w="100" w:type="dxa"/>
-              <w:left w:w="120" w:type="dxa"/>
-              <w:bottom w:w="100" w:type="dxa"/>
-              <w:right w:w="120" w:type="dxa"/>
-            </w:tcMar>
-            <w:vAlign w:val="center"/>
-          </w:tcPr>
-          <w:p>
-            <w:r>
-              <w:rPr>
-                <w:color w:val="3A4A5C"/>
-                <w:sz w:val="17"/>
-                <w:szCs w:val="17"/>
-              </w:rPr>
-              <w:t>Via Andrea — understand the why</w:t>
-            </w:r>
-          </w:p>
-        </w:tc>
-        <w:tc>
-          <w:tcPr>
-            <w:tcW w:w="1080" w:type="dxa"/>
-            <w:tcBorders>
-              <w:top w:val="single" w:sz="4" w:space="0" w:color="D0D5DD"/>
-              <w:left w:val="single" w:sz="4" w:space="0" w:color="D0D5DD"/>
-              <w:bottom w:val="single" w:sz="4" w:space="0" w:color="D0D5DD"/>
-              <w:right w:val="single" w:sz="4" w:space="0" w:color="D0D5DD"/>
-            </w:tcBorders>
-            <w:shd w:val="clear" w:color="auto" w:fill="FFFFFF"/>
-            <w:tcMar>
-              <w:top w:w="100" w:type="dxa"/>
-              <w:left w:w="120" w:type="dxa"/>
-              <w:bottom w:w="100" w:type="dxa"/>
-              <w:right w:w="120" w:type="dxa"/>
-            </w:tcMar>
-            <w:vAlign w:val="center"/>
-          </w:tcPr>
-          <w:p/>
+        <w:tc>
+          <w:tcPr>
+            <w:tcW w:w="1700" w:type="dxa"/>
+            <w:shd w:val="clear" w:color="auto" w:fill="FFFFFF"/>
+          </w:tcPr>
+          <w:p>
+            <w:pPr>
+              <w:spacing w:before="40" w:after="40"/>
+            </w:pPr>
+            <w:r>
+              <w:rPr>
+                <w:b/>
+                <w:bCs/>
+                <w:sz w:val="18"/>
+              </w:rPr>
+              <w:t xml:space="preserve">Andrea Hohermuth</w:t>
+            </w:r>
+          </w:p>
+        </w:tc>
+        <w:tc>
+          <w:tcPr>
+            <w:tcW w:w="1900" w:type="dxa"/>
+            <w:shd w:val="clear" w:color="auto" w:fill="FFFFFF"/>
+          </w:tcPr>
+          <w:p>
+            <w:pPr>
+              <w:spacing w:before="40" w:after="40"/>
+            </w:pPr>
+            <w:r>
+              <w:rPr>
+                <w:sz w:val="18"/>
+              </w:rPr>
+              <w:t xml:space="preserve">COO</w:t>
+            </w:r>
+          </w:p>
+        </w:tc>
+        <w:tc>
+          <w:tcPr>
+            <w:tcW w:w="1900" w:type="dxa"/>
+            <w:shd w:val="clear" w:color="auto" w:fill="FFFFFF"/>
+          </w:tcPr>
+          <w:p>
+            <w:pPr>
+              <w:spacing w:before="40" w:after="40"/>
+            </w:pPr>
+            <w:r>
+              <w:rPr>
+                <w:color w:val="185FA5"/>
+                <w:sz w:val="16"/>
+              </w:rPr>
+              <w:t xml:space="preserve">andrea-hohermuth</w:t>
+            </w:r>
+          </w:p>
+        </w:tc>
+        <w:tc>
+          <w:tcPr>
+            <w:tcW w:w="1700" w:type="dxa"/>
+            <w:shd w:val="clear" w:color="auto" w:fill="FFFFFF"/>
+          </w:tcPr>
+          <w:p>
+            <w:pPr>
+              <w:spacing w:before="40" w:after="40"/>
+            </w:pPr>
+            <w:r>
+              <w:rPr>
+                <w:sz w:val="16"/>
+              </w:rPr>
+              <w:t xml:space="preserve">—</w:t>
+            </w:r>
+          </w:p>
+        </w:tc>
+        <w:tc>
+          <w:tcPr>
+            <w:tcW w:w="1800" w:type="dxa"/>
+            <w:shd w:val="clear" w:color="auto" w:fill="FFFFFF"/>
+          </w:tcPr>
+          <w:p>
+            <w:pPr>
+              <w:spacing w:before="40" w:after="40"/>
+            </w:pPr>
+            <w:r>
+              <w:rPr>
+                <w:i/>
+                <w:iCs/>
+                <w:sz w:val="16"/>
+              </w:rPr>
+              <w:t xml:space="preserve"/>
+            </w:r>
+          </w:p>
         </w:tc>
       </w:tr>
       <w:tr>
-        <w:tblPrEx>
-          <w:tblCellMar>
-            <w:top w:w="0" w:type="dxa"/>
-            <w:bottom w:w="0" w:type="dxa"/>
-          </w:tblCellMar>
-        </w:tblPrEx>
-        <w:trPr>
-          <w:cantSplit/>
-        </w:trPr>
-        <w:tc>
-          <w:tcPr>
-            <w:tcW w:w="2500" w:type="dxa"/>
-            <w:tcBorders>
-              <w:top w:val="single" w:sz="4" w:space="0" w:color="D0D5DD"/>
-              <w:left w:val="single" w:sz="4" w:space="0" w:color="D0D5DD"/>
-              <w:bottom w:val="single" w:sz="4" w:space="0" w:color="D0D5DD"/>
-              <w:right w:val="single" w:sz="4" w:space="0" w:color="D0D5DD"/>
-            </w:tcBorders>
-            <w:shd w:val="clear" w:color="auto" w:fill="F5F6F8"/>
-            <w:tcMar>
-              <w:top w:w="100" w:type="dxa"/>
-              <w:left w:w="120" w:type="dxa"/>
-              <w:bottom w:w="100" w:type="dxa"/>
-              <w:right w:w="120" w:type="dxa"/>
-            </w:tcMar>
-            <w:vAlign w:val="center"/>
-          </w:tcPr>
-          <w:p>
-            <w:r>
-              <w:rPr>
-                <w:b/>
-                <w:bCs/>
-                <w:color w:val="1A2B3C"/>
-                <w:sz w:val="17"/>
-                <w:szCs w:val="17"/>
-              </w:rPr>
-              <w:t>Riverside operating partner</w:t>
-            </w:r>
-          </w:p>
-        </w:tc>
-        <w:tc>
-          <w:tcPr>
-            <w:tcW w:w="3000" w:type="dxa"/>
-            <w:tcBorders>
-              <w:top w:val="single" w:sz="4" w:space="0" w:color="D0D5DD"/>
-              <w:left w:val="single" w:sz="4" w:space="0" w:color="D0D5DD"/>
-              <w:bottom w:val="single" w:sz="4" w:space="0" w:color="D0D5DD"/>
-              <w:right w:val="single" w:sz="4" w:space="0" w:color="D0D5DD"/>
-            </w:tcBorders>
-            <w:shd w:val="clear" w:color="auto" w:fill="F5F6F8"/>
-            <w:tcMar>
-              <w:top w:w="100" w:type="dxa"/>
-              <w:left w:w="120" w:type="dxa"/>
-              <w:bottom w:w="100" w:type="dxa"/>
-              <w:right w:w="120" w:type="dxa"/>
-            </w:tcMar>
-            <w:vAlign w:val="center"/>
-          </w:tcPr>
-          <w:p>
-            <w:r>
-              <w:rPr>
-                <w:color w:val="3A4A5C"/>
-                <w:sz w:val="17"/>
-                <w:szCs w:val="17"/>
-              </w:rPr>
-              <w:t>Same as Evive — portfolio-level conversation</w:t>
-            </w:r>
-          </w:p>
-        </w:tc>
-        <w:tc>
-          <w:tcPr>
-            <w:tcW w:w="3500" w:type="dxa"/>
-            <w:tcBorders>
-              <w:top w:val="single" w:sz="4" w:space="0" w:color="D0D5DD"/>
-              <w:left w:val="single" w:sz="4" w:space="0" w:color="D0D5DD"/>
-              <w:bottom w:val="single" w:sz="4" w:space="0" w:color="D0D5DD"/>
-              <w:right w:val="single" w:sz="4" w:space="0" w:color="D0D5DD"/>
-            </w:tcBorders>
-            <w:shd w:val="clear" w:color="auto" w:fill="F5F6F8"/>
-            <w:tcMar>
-              <w:top w:w="100" w:type="dxa"/>
-              <w:left w:w="120" w:type="dxa"/>
-              <w:bottom w:w="100" w:type="dxa"/>
-              <w:right w:w="120" w:type="dxa"/>
-            </w:tcMar>
-            <w:vAlign w:val="center"/>
-          </w:tcPr>
-          <w:p>
-            <w:r>
-              <w:rPr>
-                <w:color w:val="3A4A5C"/>
-                <w:sz w:val="17"/>
-                <w:szCs w:val="17"/>
-              </w:rPr>
-              <w:t>Coordinate with Evive narrative</w:t>
-            </w:r>
-          </w:p>
-        </w:tc>
-        <w:tc>
-          <w:tcPr>
-            <w:tcW w:w="1080" w:type="dxa"/>
-            <w:tcBorders>
-              <w:top w:val="single" w:sz="4" w:space="0" w:color="D0D5DD"/>
-              <w:left w:val="single" w:sz="4" w:space="0" w:color="D0D5DD"/>
-              <w:bottom w:val="single" w:sz="4" w:space="0" w:color="D0D5DD"/>
-              <w:right w:val="single" w:sz="4" w:space="0" w:color="D0D5DD"/>
-            </w:tcBorders>
-            <w:shd w:val="clear" w:color="auto" w:fill="F5F6F8"/>
-            <w:tcMar>
-              <w:top w:w="100" w:type="dxa"/>
-              <w:left w:w="120" w:type="dxa"/>
-              <w:bottom w:w="100" w:type="dxa"/>
-              <w:right w:w="120" w:type="dxa"/>
-            </w:tcMar>
-            <w:vAlign w:val="center"/>
-          </w:tcPr>
-          <w:p/>
+        <w:tc>
+          <w:tcPr>
+            <w:tcW w:w="1700" w:type="dxa"/>
+            <w:shd w:val="clear" w:color="auto" w:fill="FFFFFF"/>
+          </w:tcPr>
+          <w:p>
+            <w:pPr>
+              <w:spacing w:before="40" w:after="40"/>
+            </w:pPr>
+            <w:r>
+              <w:rPr>
+                <w:b/>
+                <w:bCs/>
+                <w:sz w:val="18"/>
+              </w:rPr>
+              <w:t xml:space="preserve">R. Scott Sutton</w:t>
+            </w:r>
+          </w:p>
+        </w:tc>
+        <w:tc>
+          <w:tcPr>
+            <w:tcW w:w="1900" w:type="dxa"/>
+            <w:shd w:val="clear" w:color="auto" w:fill="FFFFFF"/>
+          </w:tcPr>
+          <w:p>
+            <w:pPr>
+              <w:spacing w:before="40" w:after="40"/>
+            </w:pPr>
+            <w:r>
+              <w:rPr>
+                <w:sz w:val="18"/>
+              </w:rPr>
+              <w:t xml:space="preserve">former Threshold Chief Growth Officer — LEFT 2022 for Empowe</w:t>
+            </w:r>
+          </w:p>
+        </w:tc>
+        <w:tc>
+          <w:tcPr>
+            <w:tcW w:w="1900" w:type="dxa"/>
+            <w:shd w:val="clear" w:color="auto" w:fill="FFFFFF"/>
+          </w:tcPr>
+          <w:p>
+            <w:pPr>
+              <w:spacing w:before="40" w:after="40"/>
+            </w:pPr>
+            <w:r>
+              <w:rPr>
+                <w:color w:val="185FA5"/>
+                <w:sz w:val="16"/>
+              </w:rPr>
+              <w:t xml:space="preserve"/>
+            </w:r>
+          </w:p>
+        </w:tc>
+        <w:tc>
+          <w:tcPr>
+            <w:tcW w:w="1700" w:type="dxa"/>
+            <w:shd w:val="clear" w:color="auto" w:fill="FFFFFF"/>
+          </w:tcPr>
+          <w:p>
+            <w:pPr>
+              <w:spacing w:before="40" w:after="40"/>
+            </w:pPr>
+            <w:r>
+              <w:rPr>
+                <w:sz w:val="16"/>
+              </w:rPr>
+              <w:t xml:space="preserve">University of Oklahoma BA. CFE + CMAA.</w:t>
+            </w:r>
+          </w:p>
+        </w:tc>
+        <w:tc>
+          <w:tcPr>
+            <w:tcW w:w="1800" w:type="dxa"/>
+            <w:shd w:val="clear" w:color="auto" w:fill="FFFFFF"/>
+          </w:tcPr>
+          <w:p>
+            <w:pPr>
+              <w:spacing w:before="40" w:after="40"/>
+            </w:pPr>
+            <w:r>
+              <w:rPr>
+                <w:i/>
+                <w:iCs/>
+                <w:sz w:val="16"/>
+              </w:rPr>
+              <w:t xml:space="preserve"/>
+            </w:r>
+          </w:p>
+        </w:tc>
+      </w:tr>
+      <w:tr>
+        <w:tc>
+          <w:tcPr>
+            <w:tcW w:w="1700" w:type="dxa"/>
+            <w:shd w:val="clear" w:color="auto" w:fill="FFFFFF"/>
+          </w:tcPr>
+          <w:p>
+            <w:pPr>
+              <w:spacing w:before="40" w:after="40"/>
+            </w:pPr>
+            <w:r>
+              <w:rPr>
+                <w:b/>
+                <w:bCs/>
+                <w:sz w:val="18"/>
+              </w:rPr>
+              <w:t xml:space="preserve">Ryan Carpenter</w:t>
+            </w:r>
+          </w:p>
+        </w:tc>
+        <w:tc>
+          <w:tcPr>
+            <w:tcW w:w="1900" w:type="dxa"/>
+            <w:shd w:val="clear" w:color="auto" w:fill="FFFFFF"/>
+          </w:tcPr>
+          <w:p>
+            <w:pPr>
+              <w:spacing w:before="40" w:after="40"/>
+            </w:pPr>
+            <w:r>
+              <w:rPr>
+                <w:sz w:val="18"/>
+              </w:rPr>
+              <w:t xml:space="preserve">Plumbing Paramedics + Heating + Air Paramedics Founder</w:t>
+            </w:r>
+          </w:p>
+        </w:tc>
+        <w:tc>
+          <w:tcPr>
+            <w:tcW w:w="1900" w:type="dxa"/>
+            <w:shd w:val="clear" w:color="auto" w:fill="FFFFFF"/>
+          </w:tcPr>
+          <w:p>
+            <w:pPr>
+              <w:spacing w:before="40" w:after="40"/>
+            </w:pPr>
+            <w:r>
+              <w:rPr>
+                <w:color w:val="185FA5"/>
+                <w:sz w:val="16"/>
+              </w:rPr>
+              <w:t xml:space="preserve"/>
+            </w:r>
+          </w:p>
+        </w:tc>
+        <w:tc>
+          <w:tcPr>
+            <w:tcW w:w="1700" w:type="dxa"/>
+            <w:shd w:val="clear" w:color="auto" w:fill="FFFFFF"/>
+          </w:tcPr>
+          <w:p>
+            <w:pPr>
+              <w:spacing w:before="40" w:after="40"/>
+            </w:pPr>
+            <w:r>
+              <w:rPr>
+                <w:sz w:val="16"/>
+              </w:rPr>
+              <w:t xml:space="preserve">—</w:t>
+            </w:r>
+          </w:p>
+        </w:tc>
+        <w:tc>
+          <w:tcPr>
+            <w:tcW w:w="1800" w:type="dxa"/>
+            <w:shd w:val="clear" w:color="auto" w:fill="FFFFFF"/>
+          </w:tcPr>
+          <w:p>
+            <w:pPr>
+              <w:spacing w:before="40" w:after="40"/>
+            </w:pPr>
+            <w:r>
+              <w:rPr>
+                <w:i/>
+                <w:iCs/>
+                <w:sz w:val="16"/>
+              </w:rPr>
+              <w:t xml:space="preserve"/>
+            </w:r>
+          </w:p>
+        </w:tc>
+      </w:tr>
+      <w:tr>
+        <w:tc>
+          <w:tcPr>
+            <w:tcW w:w="1700" w:type="dxa"/>
+            <w:shd w:val="clear" w:color="auto" w:fill="FFFFFF"/>
+          </w:tcPr>
+          <w:p>
+            <w:pPr>
+              <w:spacing w:before="40" w:after="40"/>
+            </w:pPr>
+            <w:r>
+              <w:rPr>
+                <w:b/>
+                <w:bCs/>
+                <w:sz w:val="18"/>
+              </w:rPr>
+              <w:t xml:space="preserve">Patrick Kiessling</w:t>
+            </w:r>
+          </w:p>
+        </w:tc>
+        <w:tc>
+          <w:tcPr>
+            <w:tcW w:w="1900" w:type="dxa"/>
+            <w:shd w:val="clear" w:color="auto" w:fill="FFFFFF"/>
+          </w:tcPr>
+          <w:p>
+            <w:pPr>
+              <w:spacing w:before="40" w:after="40"/>
+            </w:pPr>
+            <w:r>
+              <w:rPr>
+                <w:sz w:val="18"/>
+              </w:rPr>
+              <w:t xml:space="preserve">Temporary Wall Systems</w:t>
+            </w:r>
+          </w:p>
+        </w:tc>
+        <w:tc>
+          <w:tcPr>
+            <w:tcW w:w="1900" w:type="dxa"/>
+            <w:shd w:val="clear" w:color="auto" w:fill="FFFFFF"/>
+          </w:tcPr>
+          <w:p>
+            <w:pPr>
+              <w:spacing w:before="40" w:after="40"/>
+            </w:pPr>
+            <w:r>
+              <w:rPr>
+                <w:color w:val="185FA5"/>
+                <w:sz w:val="16"/>
+              </w:rPr>
+              <w:t xml:space="preserve">pkiessling</w:t>
+            </w:r>
+          </w:p>
+        </w:tc>
+        <w:tc>
+          <w:tcPr>
+            <w:tcW w:w="1700" w:type="dxa"/>
+            <w:shd w:val="clear" w:color="auto" w:fill="FFFFFF"/>
+          </w:tcPr>
+          <w:p>
+            <w:pPr>
+              <w:spacing w:before="40" w:after="40"/>
+            </w:pPr>
+            <w:r>
+              <w:rPr>
+                <w:sz w:val="16"/>
+              </w:rPr>
+              <w:t xml:space="preserve">—</w:t>
+            </w:r>
+          </w:p>
+        </w:tc>
+        <w:tc>
+          <w:tcPr>
+            <w:tcW w:w="1800" w:type="dxa"/>
+            <w:shd w:val="clear" w:color="auto" w:fill="FFFFFF"/>
+          </w:tcPr>
+          <w:p>
+            <w:pPr>
+              <w:spacing w:before="40" w:after="40"/>
+            </w:pPr>
+            <w:r>
+              <w:rPr>
+                <w:i/>
+                <w:iCs/>
+                <w:sz w:val="16"/>
+              </w:rPr>
+              <w:t xml:space="preserve"/>
+            </w:r>
+          </w:p>
+        </w:tc>
+      </w:tr>
+      <w:tr>
+        <w:tc>
+          <w:tcPr>
+            <w:tcW w:w="1700" w:type="dxa"/>
+            <w:shd w:val="clear" w:color="auto" w:fill="FFFFFF"/>
+          </w:tcPr>
+          <w:p>
+            <w:pPr>
+              <w:spacing w:before="40" w:after="40"/>
+            </w:pPr>
+            <w:r>
+              <w:rPr>
+                <w:b/>
+                <w:bCs/>
+                <w:sz w:val="18"/>
+              </w:rPr>
+              <w:t xml:space="preserve">Casey Ridley</w:t>
+            </w:r>
+          </w:p>
+        </w:tc>
+        <w:tc>
+          <w:tcPr>
+            <w:tcW w:w="1900" w:type="dxa"/>
+            <w:shd w:val="clear" w:color="auto" w:fill="FFFFFF"/>
+          </w:tcPr>
+          <w:p>
+            <w:pPr>
+              <w:spacing w:before="40" w:after="40"/>
+            </w:pPr>
+            <w:r>
+              <w:rPr>
+                <w:sz w:val="18"/>
+              </w:rPr>
+              <w:t xml:space="preserve">The Designery Co-Founder</w:t>
+            </w:r>
+          </w:p>
+        </w:tc>
+        <w:tc>
+          <w:tcPr>
+            <w:tcW w:w="1900" w:type="dxa"/>
+            <w:shd w:val="clear" w:color="auto" w:fill="FFFFFF"/>
+          </w:tcPr>
+          <w:p>
+            <w:pPr>
+              <w:spacing w:before="40" w:after="40"/>
+            </w:pPr>
+            <w:r>
+              <w:rPr>
+                <w:color w:val="185FA5"/>
+                <w:sz w:val="16"/>
+              </w:rPr>
+              <w:t xml:space="preserve">casey-ridley-39a27914</w:t>
+            </w:r>
+          </w:p>
+        </w:tc>
+        <w:tc>
+          <w:tcPr>
+            <w:tcW w:w="1700" w:type="dxa"/>
+            <w:shd w:val="clear" w:color="auto" w:fill="FFFFFF"/>
+          </w:tcPr>
+          <w:p>
+            <w:pPr>
+              <w:spacing w:before="40" w:after="40"/>
+            </w:pPr>
+            <w:r>
+              <w:rPr>
+                <w:sz w:val="16"/>
+              </w:rPr>
+              <w:t xml:space="preserve">—</w:t>
+            </w:r>
+          </w:p>
+        </w:tc>
+        <w:tc>
+          <w:tcPr>
+            <w:tcW w:w="1800" w:type="dxa"/>
+            <w:shd w:val="clear" w:color="auto" w:fill="FFFFFF"/>
+          </w:tcPr>
+          <w:p>
+            <w:pPr>
+              <w:spacing w:before="40" w:after="40"/>
+            </w:pPr>
+            <w:r>
+              <w:rPr>
+                <w:i/>
+                <w:iCs/>
+                <w:sz w:val="16"/>
+              </w:rPr>
+              <w:t xml:space="preserve"/>
+            </w:r>
+          </w:p>
+        </w:tc>
+      </w:tr>
+      <w:tr>
+        <w:tc>
+          <w:tcPr>
+            <w:tcW w:w="1700" w:type="dxa"/>
+            <w:shd w:val="clear" w:color="auto" w:fill="FFFFFF"/>
+          </w:tcPr>
+          <w:p>
+            <w:pPr>
+              <w:spacing w:before="40" w:after="40"/>
+            </w:pPr>
+            <w:r>
+              <w:rPr>
+                <w:b/>
+                <w:bCs/>
+                <w:sz w:val="18"/>
+              </w:rPr>
+              <w:t xml:space="preserve">Rachel Southard</w:t>
+            </w:r>
+          </w:p>
+        </w:tc>
+        <w:tc>
+          <w:tcPr>
+            <w:tcW w:w="1900" w:type="dxa"/>
+            <w:shd w:val="clear" w:color="auto" w:fill="FFFFFF"/>
+          </w:tcPr>
+          <w:p>
+            <w:pPr>
+              <w:spacing w:before="40" w:after="40"/>
+            </w:pPr>
+            <w:r>
+              <w:rPr>
+                <w:sz w:val="18"/>
+              </w:rPr>
+              <w:t xml:space="preserve">Men in Kilts Brand Pres</w:t>
+            </w:r>
+          </w:p>
+        </w:tc>
+        <w:tc>
+          <w:tcPr>
+            <w:tcW w:w="1900" w:type="dxa"/>
+            <w:shd w:val="clear" w:color="auto" w:fill="FFFFFF"/>
+          </w:tcPr>
+          <w:p>
+            <w:pPr>
+              <w:spacing w:before="40" w:after="40"/>
+            </w:pPr>
+            <w:r>
+              <w:rPr>
+                <w:color w:val="185FA5"/>
+                <w:sz w:val="16"/>
+              </w:rPr>
+              <w:t xml:space="preserve">rachel-southard</w:t>
+            </w:r>
+          </w:p>
+        </w:tc>
+        <w:tc>
+          <w:tcPr>
+            <w:tcW w:w="1700" w:type="dxa"/>
+            <w:shd w:val="clear" w:color="auto" w:fill="FFFFFF"/>
+          </w:tcPr>
+          <w:p>
+            <w:pPr>
+              <w:spacing w:before="40" w:after="40"/>
+            </w:pPr>
+            <w:r>
+              <w:rPr>
+                <w:sz w:val="16"/>
+              </w:rPr>
+              <w:t xml:space="preserve">—</w:t>
+            </w:r>
+          </w:p>
+        </w:tc>
+        <w:tc>
+          <w:tcPr>
+            <w:tcW w:w="1800" w:type="dxa"/>
+            <w:shd w:val="clear" w:color="auto" w:fill="FFFFFF"/>
+          </w:tcPr>
+          <w:p>
+            <w:pPr>
+              <w:spacing w:before="40" w:after="40"/>
+            </w:pPr>
+            <w:r>
+              <w:rPr>
+                <w:i/>
+                <w:iCs/>
+                <w:sz w:val="16"/>
+              </w:rPr>
+              <w:t xml:space="preserve"/>
+            </w:r>
+          </w:p>
+        </w:tc>
+      </w:tr>
+      <w:tr>
+        <w:tc>
+          <w:tcPr>
+            <w:tcW w:w="1700" w:type="dxa"/>
+            <w:shd w:val="clear" w:color="auto" w:fill="EDE9FE"/>
+          </w:tcPr>
+          <w:p>
+            <w:pPr>
+              <w:spacing w:before="40" w:after="40"/>
+            </w:pPr>
+            <w:r>
+              <w:rPr>
+                <w:b/>
+                <w:bCs/>
+                <w:sz w:val="18"/>
+              </w:rPr>
+              <w:t xml:space="preserve">Bryan McMurray</w:t>
+            </w:r>
+          </w:p>
+        </w:tc>
+        <w:tc>
+          <w:tcPr>
+            <w:tcW w:w="1900" w:type="dxa"/>
+            <w:shd w:val="clear" w:color="auto" w:fill="EDE9FE"/>
+          </w:tcPr>
+          <w:p>
+            <w:pPr>
+              <w:spacing w:before="40" w:after="40"/>
+            </w:pPr>
+            <w:r>
+              <w:rPr>
+                <w:sz w:val="18"/>
+              </w:rPr>
+              <w:t xml:space="preserve">Granite Garage Floors Brand Pres</w:t>
+            </w:r>
+          </w:p>
+        </w:tc>
+        <w:tc>
+          <w:tcPr>
+            <w:tcW w:w="1900" w:type="dxa"/>
+            <w:shd w:val="clear" w:color="auto" w:fill="EDE9FE"/>
+          </w:tcPr>
+          <w:p>
+            <w:pPr>
+              <w:spacing w:before="40" w:after="40"/>
+            </w:pPr>
+            <w:r>
+              <w:rPr>
+                <w:color w:val="185FA5"/>
+                <w:sz w:val="16"/>
+              </w:rPr>
+              <w:t xml:space="preserve">bryan-mcmurray-72a40418</w:t>
+            </w:r>
+          </w:p>
+        </w:tc>
+        <w:tc>
+          <w:tcPr>
+            <w:tcW w:w="1700" w:type="dxa"/>
+            <w:shd w:val="clear" w:color="auto" w:fill="EDE9FE"/>
+          </w:tcPr>
+          <w:p>
+            <w:pPr>
+              <w:spacing w:before="40" w:after="40"/>
+            </w:pPr>
+            <w:r>
+              <w:rPr>
+                <w:sz w:val="16"/>
+              </w:rPr>
+              <w:t xml:space="preserve">—</w:t>
+            </w:r>
+          </w:p>
+        </w:tc>
+        <w:tc>
+          <w:tcPr>
+            <w:tcW w:w="1800" w:type="dxa"/>
+            <w:shd w:val="clear" w:color="auto" w:fill="EDE9FE"/>
+          </w:tcPr>
+          <w:p>
+            <w:pPr>
+              <w:spacing w:before="40" w:after="40"/>
+            </w:pPr>
+            <w:r>
+              <w:rPr>
+                <w:i/>
+                <w:iCs/>
+                <w:sz w:val="16"/>
+              </w:rPr>
+              <w:t xml:space="preserve">Charles: Typical ASU grad starting at Massage Envy</w:t>
+            </w:r>
+          </w:p>
+        </w:tc>
+      </w:tr>
+      <w:tr>
+        <w:tc>
+          <w:tcPr>
+            <w:tcW w:w="1700" w:type="dxa"/>
+            <w:shd w:val="clear" w:color="auto" w:fill="FFFFFF"/>
+          </w:tcPr>
+          <w:p>
+            <w:pPr>
+              <w:spacing w:before="40" w:after="40"/>
+            </w:pPr>
+            <w:r>
+              <w:rPr>
+                <w:b/>
+                <w:bCs/>
+                <w:sz w:val="18"/>
+              </w:rPr>
+              <w:t xml:space="preserve">Ann Lilly</w:t>
+            </w:r>
+          </w:p>
+        </w:tc>
+        <w:tc>
+          <w:tcPr>
+            <w:tcW w:w="1900" w:type="dxa"/>
+            <w:shd w:val="clear" w:color="auto" w:fill="FFFFFF"/>
+          </w:tcPr>
+          <w:p>
+            <w:pPr>
+              <w:spacing w:before="40" w:after="40"/>
+            </w:pPr>
+            <w:r>
+              <w:rPr>
+                <w:sz w:val="18"/>
+              </w:rPr>
+              <w:t xml:space="preserve">House Doctors Brand Lead</w:t>
+            </w:r>
+          </w:p>
+        </w:tc>
+        <w:tc>
+          <w:tcPr>
+            <w:tcW w:w="1900" w:type="dxa"/>
+            <w:shd w:val="clear" w:color="auto" w:fill="FFFFFF"/>
+          </w:tcPr>
+          <w:p>
+            <w:pPr>
+              <w:spacing w:before="40" w:after="40"/>
+            </w:pPr>
+            <w:r>
+              <w:rPr>
+                <w:color w:val="185FA5"/>
+                <w:sz w:val="16"/>
+              </w:rPr>
+              <w:t xml:space="preserve">ann-lilly-b15810a</w:t>
+            </w:r>
+          </w:p>
+        </w:tc>
+        <w:tc>
+          <w:tcPr>
+            <w:tcW w:w="1700" w:type="dxa"/>
+            <w:shd w:val="clear" w:color="auto" w:fill="FFFFFF"/>
+          </w:tcPr>
+          <w:p>
+            <w:pPr>
+              <w:spacing w:before="40" w:after="40"/>
+            </w:pPr>
+            <w:r>
+              <w:rPr>
+                <w:sz w:val="16"/>
+              </w:rPr>
+              <w:t xml:space="preserve">—</w:t>
+            </w:r>
+          </w:p>
+        </w:tc>
+        <w:tc>
+          <w:tcPr>
+            <w:tcW w:w="1800" w:type="dxa"/>
+            <w:shd w:val="clear" w:color="auto" w:fill="FFFFFF"/>
+          </w:tcPr>
+          <w:p>
+            <w:pPr>
+              <w:spacing w:before="40" w:after="40"/>
+            </w:pPr>
+            <w:r>
+              <w:rPr>
+                <w:i/>
+                <w:iCs/>
+                <w:sz w:val="16"/>
+              </w:rPr>
+              <w:t xml:space="preserve"/>
+            </w:r>
+          </w:p>
+        </w:tc>
+      </w:tr>
+      <w:tr>
+        <w:tc>
+          <w:tcPr>
+            <w:tcW w:w="1700" w:type="dxa"/>
+            <w:shd w:val="clear" w:color="auto" w:fill="FFFFFF"/>
+          </w:tcPr>
+          <w:p>
+            <w:pPr>
+              <w:spacing w:before="40" w:after="40"/>
+            </w:pPr>
+            <w:r>
+              <w:rPr>
+                <w:b/>
+                <w:bCs/>
+                <w:sz w:val="18"/>
+              </w:rPr>
+              <w:t xml:space="preserve">Mark Kushinsky</w:t>
+            </w:r>
+          </w:p>
+        </w:tc>
+        <w:tc>
+          <w:tcPr>
+            <w:tcW w:w="1900" w:type="dxa"/>
+            <w:shd w:val="clear" w:color="auto" w:fill="FFFFFF"/>
+          </w:tcPr>
+          <w:p>
+            <w:pPr>
+              <w:spacing w:before="40" w:after="40"/>
+            </w:pPr>
+            <w:r>
+              <w:rPr>
+                <w:sz w:val="18"/>
+              </w:rPr>
+              <w:t xml:space="preserve">MaidPro Founder</w:t>
+            </w:r>
+          </w:p>
+        </w:tc>
+        <w:tc>
+          <w:tcPr>
+            <w:tcW w:w="1900" w:type="dxa"/>
+            <w:shd w:val="clear" w:color="auto" w:fill="FFFFFF"/>
+          </w:tcPr>
+          <w:p>
+            <w:pPr>
+              <w:spacing w:before="40" w:after="40"/>
+            </w:pPr>
+            <w:r>
+              <w:rPr>
+                <w:color w:val="185FA5"/>
+                <w:sz w:val="16"/>
+              </w:rPr>
+              <w:t xml:space="preserve">markkushinsky</w:t>
+            </w:r>
+          </w:p>
+        </w:tc>
+        <w:tc>
+          <w:tcPr>
+            <w:tcW w:w="1700" w:type="dxa"/>
+            <w:shd w:val="clear" w:color="auto" w:fill="FFFFFF"/>
+          </w:tcPr>
+          <w:p>
+            <w:pPr>
+              <w:spacing w:before="40" w:after="40"/>
+            </w:pPr>
+            <w:r>
+              <w:rPr>
+                <w:sz w:val="16"/>
+              </w:rPr>
+              <w:t xml:space="preserve">—</w:t>
+            </w:r>
+          </w:p>
+        </w:tc>
+        <w:tc>
+          <w:tcPr>
+            <w:tcW w:w="1800" w:type="dxa"/>
+            <w:shd w:val="clear" w:color="auto" w:fill="FFFFFF"/>
+          </w:tcPr>
+          <w:p>
+            <w:pPr>
+              <w:spacing w:before="40" w:after="40"/>
+            </w:pPr>
+            <w:r>
+              <w:rPr>
+                <w:i/>
+                <w:iCs/>
+                <w:sz w:val="16"/>
+              </w:rPr>
+              <w:t xml:space="preserve"/>
+            </w:r>
+          </w:p>
+        </w:tc>
+      </w:tr>
+      <w:tr>
+        <w:tc>
+          <w:tcPr>
+            <w:tcW w:w="1700" w:type="dxa"/>
+            <w:shd w:val="clear" w:color="auto" w:fill="FFFFFF"/>
+          </w:tcPr>
+          <w:p>
+            <w:pPr>
+              <w:spacing w:before="40" w:after="40"/>
+            </w:pPr>
+            <w:r>
+              <w:rPr>
+                <w:b/>
+                <w:bCs/>
+                <w:sz w:val="18"/>
+              </w:rPr>
+              <w:t xml:space="preserve">Richard Sparacio</w:t>
+            </w:r>
+          </w:p>
+        </w:tc>
+        <w:tc>
+          <w:tcPr>
+            <w:tcW w:w="1900" w:type="dxa"/>
+            <w:shd w:val="clear" w:color="auto" w:fill="FFFFFF"/>
+          </w:tcPr>
+          <w:p>
+            <w:pPr>
+              <w:spacing w:before="40" w:after="40"/>
+            </w:pPr>
+            <w:r>
+              <w:rPr>
+                <w:sz w:val="18"/>
+              </w:rPr>
+              <w:t xml:space="preserve">MaidPro Co-Founder</w:t>
+            </w:r>
+          </w:p>
+        </w:tc>
+        <w:tc>
+          <w:tcPr>
+            <w:tcW w:w="1900" w:type="dxa"/>
+            <w:shd w:val="clear" w:color="auto" w:fill="FFFFFF"/>
+          </w:tcPr>
+          <w:p>
+            <w:pPr>
+              <w:spacing w:before="40" w:after="40"/>
+            </w:pPr>
+            <w:r>
+              <w:rPr>
+                <w:color w:val="185FA5"/>
+                <w:sz w:val="16"/>
+              </w:rPr>
+              <w:t xml:space="preserve"/>
+            </w:r>
+          </w:p>
+        </w:tc>
+        <w:tc>
+          <w:tcPr>
+            <w:tcW w:w="1700" w:type="dxa"/>
+            <w:shd w:val="clear" w:color="auto" w:fill="FFFFFF"/>
+          </w:tcPr>
+          <w:p>
+            <w:pPr>
+              <w:spacing w:before="40" w:after="40"/>
+            </w:pPr>
+            <w:r>
+              <w:rPr>
+                <w:sz w:val="16"/>
+              </w:rPr>
+              <w:t xml:space="preserve">—</w:t>
+            </w:r>
+          </w:p>
+        </w:tc>
+        <w:tc>
+          <w:tcPr>
+            <w:tcW w:w="1800" w:type="dxa"/>
+            <w:shd w:val="clear" w:color="auto" w:fill="FFFFFF"/>
+          </w:tcPr>
+          <w:p>
+            <w:pPr>
+              <w:spacing w:before="40" w:after="40"/>
+            </w:pPr>
+            <w:r>
+              <w:rPr>
+                <w:i/>
+                <w:iCs/>
+                <w:sz w:val="16"/>
+              </w:rPr>
+              <w:t xml:space="preserve"/>
+            </w:r>
+          </w:p>
         </w:tc>
       </w:tr>
     </w:tbl>
     <w:p>
       <w:pPr>
-        <w:spacing w:before="180" w:after="80"/>
+        <w:pStyle w:val="Heading1"/>
       </w:pPr>
       <w:r>
-        <w:rPr>
-          <w:b/>
-          <w:bCs/>
-          <w:color w:val="1A2B3C"/>
-          <w:sz w:val="22"/>
-          <w:szCs w:val="22"/>
-        </w:rPr>
-        <w:t>How I see this playing out</w:t>
+        <w:t xml:space="preserve">📞 Outreach plan &amp; sequencing — IN DEVELOPMENT</w:t>
       </w:r>
     </w:p>
+    <w:tbl>
+      <w:tblPr>
+        <w:tblW w:w="9000" w:type="dxa"/>
+        <w:tblBorders>
+          <w:top w:val="single" w:sz="4" w:space="0" w:color="D97706"/>
+          <w:left w:val="single" w:sz="4" w:space="0" w:color="D97706"/>
+          <w:bottom w:val="single" w:sz="4" w:space="0" w:color="D97706"/>
+          <w:right w:val="single" w:sz="4" w:space="0" w:color="D97706"/>
+        </w:tblBorders>
+      </w:tblPr>
+      <w:tblGrid>
+        <w:gridCol w:w="9000"/>
+      </w:tblGrid>
+      <w:tr>
+        <w:tc>
+          <w:tcPr>
+            <w:tcW w:w="9000" w:type="dxa"/>
+            <w:shd w:val="clear" w:color="auto" w:fill="FEF3C7"/>
+          </w:tcPr>
+          <w:p>
+            <w:pPr>
+              <w:spacing w:before="80" w:after="80"/>
+            </w:pPr>
+            <w:r>
+              <w:rPr>
+                <w:b/>
+                <w:bCs/>
+                <w:color w:val="92400E"/>
+              </w:rPr>
+              <w:t xml:space="preserve">Status: </w:t>
+            </w:r>
+            <w:r>
+              <w:t xml:space="preserve">Working with Becky (GPS Insight Marketing) on a coordinated warm marketing touch plan that sequences outreach against the contacts above using Alumni Crossover v19 warm anchors. Will populate as deliverables land. Live entries in Master CRM v15.36 Engagement Log (#79–83).</w:t>
+            </w:r>
+          </w:p>
+        </w:tc>
+      </w:tr>
+    </w:tbl>
     <w:p>
       <w:pPr>
-        <w:spacing w:after="100"/>
+        <w:spacing w:before="80" w:after="80"/>
       </w:pPr>
       <w:r>
         <w:rPr>
@@ -5907,79 +5889,44 @@
           <w:bCs/>
           <w:color w:val="1A2B3C"/>
         </w:rPr>
-        <w:t xml:space="preserve">Step 1. </w:t>
-      </w:r>
-      <w:r>
-        <w:rPr>
-          <w:color w:val="3A4A5C"/>
-        </w:rPr>
-        <w:t>Andrea conversation: deep dive on USA Insulation transition. What's driving the franchisor decision? Is it reversible? What do USA Insulation franchisees actually want?</w:t>
+        <w:t xml:space="preserve">Inputs needed from GPS Insight team:</w:t>
       </w:r>
     </w:p>
     <w:p>
       <w:pPr>
-        <w:spacing w:after="100"/>
+        <w:spacing w:before="40" w:after="40"/>
+        <w:ind w:left="360" w:hanging="360"/>
       </w:pPr>
       <w:r>
-        <w:rPr>
-          <w:b/>
-          <w:bCs/>
-          <w:color w:val="1A2B3C"/>
-        </w:rPr>
-        <w:t xml:space="preserve">Step 2. </w:t>
+        <w:t xml:space="preserve">• </w:t>
       </w:r>
       <w:r>
-        <w:rPr>
-          <w:color w:val="3A4A5C"/>
-        </w:rPr>
-        <w:t>Ted DeMarino + Billy Newby relationship reset — re-establish ServiceBridge as a portfolio partner. Defensive posture, not pitch.</w:t>
+        <w:t xml:space="preserve">Alumni hits in column J of Alumni Crossover v19 (alma mater matches)</w:t>
       </w:r>
     </w:p>
     <w:p>
       <w:pPr>
-        <w:spacing w:after="100"/>
+        <w:spacing w:before="40" w:after="40"/>
+        <w:ind w:left="360" w:hanging="360"/>
       </w:pPr>
       <w:r>
-        <w:rPr>
-          <w:b/>
-          <w:bCs/>
-          <w:color w:val="1A2B3C"/>
-        </w:rPr>
-        <w:t xml:space="preserve">Step 3. </w:t>
+        <w:t xml:space="preserve">• </w:t>
       </w:r>
       <w:r>
-        <w:rPr>
-          <w:color w:val="3A4A5C"/>
-        </w:rPr>
-        <w:t>USA Insulation franchisee outreach (selective) — collect testimonials and proof points that may inform franchisor-level reconsideration.</w:t>
+        <w:t xml:space="preserve">LinkedIn 1st-degree mutual connections — click each LinkedIn URL above</w:t>
       </w:r>
     </w:p>
     <w:p>
       <w:pPr>
-        <w:spacing w:after="100"/>
+        <w:spacing w:before="40" w:after="40"/>
+        <w:ind w:left="360" w:hanging="360"/>
       </w:pPr>
       <w:r>
-        <w:rPr>
-          <w:b/>
-          <w:bCs/>
-          <w:color w:val="1A2B3C"/>
-        </w:rPr>
-        <w:t xml:space="preserve">Step 4. </w:t>
+        <w:t xml:space="preserve">• </w:t>
       </w:r>
       <w:r>
-        <w:rPr>
-          <w:color w:val="3A4A5C"/>
-        </w:rPr>
-        <w:t>Riverside operating partner conversation (coordinated with Evive) — frame portfolio-wide platform standardization as VCI for both brands.</w:t>
+        <w:t xml:space="preserve">Verification of any flagged status changes before sequencing</w:t>
       </w:r>
-    </w:p>
-    <w:p>
-      <w:pPr>
-        <w:pBdr>
-          <w:bottom w:val="single" w:sz="6" w:space="1" w:color="185FA5"/>
-        </w:pBdr>
-        <w:spacing w:after="200"/>
-      </w:pPr>
     </w:p>
     <w:p>
       <w:pPr>
@@ -7735,1047 +7682,6 @@
             <w:vAlign w:val="center"/>
           </w:tcPr>
           <w:p/>
-        </w:tc>
-      </w:tr>
-    </w:tbl>
-    <w:p>
-      <w:pPr>
-        <w:pBdr>
-          <w:bottom w:val="single" w:sz="6" w:space="1" w:color="185FA5"/>
-        </w:pBdr>
-        <w:spacing w:after="200"/>
-      </w:pPr>
-    </w:p>
-    <w:p>
-      <w:pPr>
-        <w:spacing w:before="240" w:after="120"/>
-      </w:pPr>
-      <w:r>
-        <w:rPr>
-          <w:b/>
-          <w:bCs/>
-          <w:color w:val="1A2B3C"/>
-          <w:sz w:val="28"/>
-          <w:szCs w:val="28"/>
-        </w:rPr>
-        <w:t>🎯 Where Marketing teammates have unique line of sight</w:t>
-      </w:r>
-    </w:p>
-    <w:tbl>
-      <w:tblPr>
-        <w:tblW w:w="10080" w:type="dxa"/>
-        <w:tblBorders>
-          <w:top w:val="single" w:sz="6" w:space="0" w:color="E8D89C"/>
-          <w:left w:val="single" w:sz="6" w:space="0" w:color="E8D89C"/>
-          <w:bottom w:val="single" w:sz="6" w:space="0" w:color="E8D89C"/>
-          <w:right w:val="single" w:sz="6" w:space="0" w:color="E8D89C"/>
-          <w:insideH w:val="single" w:sz="4" w:space="0" w:color="auto"/>
-          <w:insideV w:val="single" w:sz="4" w:space="0" w:color="auto"/>
-        </w:tblBorders>
-        <w:tblCellMar>
-          <w:left w:w="10" w:type="dxa"/>
-          <w:right w:w="10" w:type="dxa"/>
-        </w:tblCellMar>
-        <w:tblLook w:val="0000" w:firstRow="0" w:lastRow="0" w:firstColumn="0" w:lastColumn="0" w:noHBand="0" w:noVBand="0"/>
-      </w:tblPr>
-      <w:tblGrid>
-        <w:gridCol w:w="10080"/>
-      </w:tblGrid>
-      <w:tr>
-        <w:tblPrEx>
-          <w:tblCellMar>
-            <w:top w:w="0" w:type="dxa"/>
-            <w:bottom w:w="0" w:type="dxa"/>
-          </w:tblCellMar>
-        </w:tblPrEx>
-        <w:tc>
-          <w:tcPr>
-            <w:tcW w:w="10080" w:type="dxa"/>
-            <w:shd w:val="clear" w:color="auto" w:fill="FBF4E0"/>
-            <w:tcMar>
-              <w:top w:w="200" w:type="dxa"/>
-              <w:left w:w="280" w:type="dxa"/>
-              <w:bottom w:w="200" w:type="dxa"/>
-              <w:right w:w="280" w:type="dxa"/>
-            </w:tcMar>
-          </w:tcPr>
-          <w:p>
-            <w:pPr>
-              <w:spacing w:after="100"/>
-            </w:pPr>
-            <w:r>
-              <w:rPr>
-                <w:b/>
-                <w:bCs/>
-                <w:color w:val="1A2B3C"/>
-                <w:sz w:val="22"/>
-                <w:szCs w:val="22"/>
-              </w:rPr>
-              <w:t>How we move from where we are to where we want to be</w:t>
-            </w:r>
-          </w:p>
-          <w:p>
-            <w:r>
-              <w:rPr>
-                <w:color w:val="3A4A5C"/>
-              </w:rPr>
-              <w:t>My read on Threshold Brands: there are gaps that public research can't close — these are the ones where the team's tribal knowledge, existing relationships, and access to internal data unlock our biggest leaps. Listed here as collective gaps, not directives. Marketing teammates are best placed to move these forward.</w:t>
-            </w:r>
-          </w:p>
-        </w:tc>
-      </w:tr>
-    </w:tbl>
-    <w:p>
-      <w:pPr>
-        <w:spacing w:before="80" w:after="80"/>
-      </w:pPr>
-    </w:p>
-    <w:p>
-      <w:pPr>
-        <w:spacing w:after="120"/>
-      </w:pPr>
-      <w:r>
-        <w:rPr>
-          <w:color w:val="3A4A5C"/>
-        </w:rPr>
-        <w:t>A few things where Marketing teammates' tribal knowledge would help us move faster. We'll self-assign owners on the call.</w:t>
-      </w:r>
-    </w:p>
-    <w:tbl>
-      <w:tblPr>
-        <w:tblW w:w="10080" w:type="dxa"/>
-        <w:tblBorders>
-          <w:top w:val="single" w:sz="4" w:space="0" w:color="auto"/>
-          <w:left w:val="single" w:sz="4" w:space="0" w:color="auto"/>
-          <w:bottom w:val="single" w:sz="4" w:space="0" w:color="auto"/>
-          <w:right w:val="single" w:sz="4" w:space="0" w:color="auto"/>
-          <w:insideH w:val="single" w:sz="4" w:space="0" w:color="auto"/>
-          <w:insideV w:val="single" w:sz="4" w:space="0" w:color="auto"/>
-        </w:tblBorders>
-        <w:tblCellMar>
-          <w:left w:w="10" w:type="dxa"/>
-          <w:right w:w="10" w:type="dxa"/>
-        </w:tblCellMar>
-        <w:tblLook w:val="0000" w:firstRow="0" w:lastRow="0" w:firstColumn="0" w:lastColumn="0" w:noHBand="0" w:noVBand="0"/>
-      </w:tblPr>
-      <w:tblGrid>
-        <w:gridCol w:w="1200"/>
-        <w:gridCol w:w="4500"/>
-        <w:gridCol w:w="2400"/>
-        <w:gridCol w:w="1980"/>
-      </w:tblGrid>
-      <w:tr>
-        <w:tblPrEx>
-          <w:tblCellMar>
-            <w:top w:w="0" w:type="dxa"/>
-            <w:bottom w:w="0" w:type="dxa"/>
-          </w:tblCellMar>
-        </w:tblPrEx>
-        <w:trPr>
-          <w:tblHeader/>
-        </w:trPr>
-        <w:tc>
-          <w:tcPr>
-            <w:tcW w:w="1200" w:type="dxa"/>
-            <w:tcBorders>
-              <w:top w:val="single" w:sz="4" w:space="0" w:color="1A2B3C"/>
-              <w:left w:val="single" w:sz="4" w:space="0" w:color="1A2B3C"/>
-              <w:bottom w:val="single" w:sz="4" w:space="0" w:color="1A2B3C"/>
-              <w:right w:val="single" w:sz="4" w:space="0" w:color="1A2B3C"/>
-            </w:tcBorders>
-            <w:shd w:val="clear" w:color="auto" w:fill="1A2B3C"/>
-            <w:tcMar>
-              <w:top w:w="100" w:type="dxa"/>
-              <w:left w:w="120" w:type="dxa"/>
-              <w:bottom w:w="100" w:type="dxa"/>
-              <w:right w:w="120" w:type="dxa"/>
-            </w:tcMar>
-            <w:vAlign w:val="center"/>
-          </w:tcPr>
-          <w:p>
-            <w:r>
-              <w:rPr>
-                <w:b/>
-                <w:bCs/>
-                <w:color w:val="FFFFFF"/>
-                <w:spacing w:val="30"/>
-                <w:sz w:val="16"/>
-                <w:szCs w:val="16"/>
-              </w:rPr>
-              <w:t>Priority</w:t>
-            </w:r>
-          </w:p>
-        </w:tc>
-        <w:tc>
-          <w:tcPr>
-            <w:tcW w:w="4500" w:type="dxa"/>
-            <w:tcBorders>
-              <w:top w:val="single" w:sz="4" w:space="0" w:color="1A2B3C"/>
-              <w:left w:val="single" w:sz="4" w:space="0" w:color="1A2B3C"/>
-              <w:bottom w:val="single" w:sz="4" w:space="0" w:color="1A2B3C"/>
-              <w:right w:val="single" w:sz="4" w:space="0" w:color="1A2B3C"/>
-            </w:tcBorders>
-            <w:shd w:val="clear" w:color="auto" w:fill="1A2B3C"/>
-            <w:tcMar>
-              <w:top w:w="100" w:type="dxa"/>
-              <w:left w:w="120" w:type="dxa"/>
-              <w:bottom w:w="100" w:type="dxa"/>
-              <w:right w:w="120" w:type="dxa"/>
-            </w:tcMar>
-            <w:vAlign w:val="center"/>
-          </w:tcPr>
-          <w:p>
-            <w:r>
-              <w:rPr>
-                <w:b/>
-                <w:bCs/>
-                <w:color w:val="FFFFFF"/>
-                <w:spacing w:val="30"/>
-                <w:sz w:val="16"/>
-                <w:szCs w:val="16"/>
-              </w:rPr>
-              <w:t>What we need to validate</w:t>
-            </w:r>
-          </w:p>
-        </w:tc>
-        <w:tc>
-          <w:tcPr>
-            <w:tcW w:w="2400" w:type="dxa"/>
-            <w:tcBorders>
-              <w:top w:val="single" w:sz="4" w:space="0" w:color="1A2B3C"/>
-              <w:left w:val="single" w:sz="4" w:space="0" w:color="1A2B3C"/>
-              <w:bottom w:val="single" w:sz="4" w:space="0" w:color="1A2B3C"/>
-              <w:right w:val="single" w:sz="4" w:space="0" w:color="1A2B3C"/>
-            </w:tcBorders>
-            <w:shd w:val="clear" w:color="auto" w:fill="1A2B3C"/>
-            <w:tcMar>
-              <w:top w:w="100" w:type="dxa"/>
-              <w:left w:w="120" w:type="dxa"/>
-              <w:bottom w:w="100" w:type="dxa"/>
-              <w:right w:w="120" w:type="dxa"/>
-            </w:tcMar>
-            <w:vAlign w:val="center"/>
-          </w:tcPr>
-          <w:p>
-            <w:r>
-              <w:rPr>
-                <w:b/>
-                <w:bCs/>
-                <w:color w:val="FFFFFF"/>
-                <w:spacing w:val="30"/>
-                <w:sz w:val="16"/>
-                <w:szCs w:val="16"/>
-              </w:rPr>
-              <w:t>Current value/guess</w:t>
-            </w:r>
-          </w:p>
-        </w:tc>
-        <w:tc>
-          <w:tcPr>
-            <w:tcW w:w="1980" w:type="dxa"/>
-            <w:tcBorders>
-              <w:top w:val="single" w:sz="4" w:space="0" w:color="1A2B3C"/>
-              <w:left w:val="single" w:sz="4" w:space="0" w:color="1A2B3C"/>
-              <w:bottom w:val="single" w:sz="4" w:space="0" w:color="1A2B3C"/>
-              <w:right w:val="single" w:sz="4" w:space="0" w:color="1A2B3C"/>
-            </w:tcBorders>
-            <w:shd w:val="clear" w:color="auto" w:fill="1A2B3C"/>
-            <w:tcMar>
-              <w:top w:w="100" w:type="dxa"/>
-              <w:left w:w="120" w:type="dxa"/>
-              <w:bottom w:w="100" w:type="dxa"/>
-              <w:right w:w="120" w:type="dxa"/>
-            </w:tcMar>
-            <w:vAlign w:val="center"/>
-          </w:tcPr>
-          <w:p>
-            <w:r>
-              <w:rPr>
-                <w:b/>
-                <w:bCs/>
-                <w:color w:val="FFFFFF"/>
-                <w:spacing w:val="30"/>
-                <w:sz w:val="16"/>
-                <w:szCs w:val="16"/>
-              </w:rPr>
-              <w:t>Owner (assign on call)</w:t>
-            </w:r>
-          </w:p>
-        </w:tc>
-      </w:tr>
-      <w:tr>
-        <w:tblPrEx>
-          <w:tblCellMar>
-            <w:top w:w="0" w:type="dxa"/>
-            <w:bottom w:w="0" w:type="dxa"/>
-          </w:tblCellMar>
-        </w:tblPrEx>
-        <w:trPr>
-          <w:cantSplit/>
-        </w:trPr>
-        <w:tc>
-          <w:tcPr>
-            <w:tcW w:w="1200" w:type="dxa"/>
-            <w:tcBorders>
-              <w:top w:val="single" w:sz="4" w:space="0" w:color="D0D5DD"/>
-              <w:left w:val="single" w:sz="4" w:space="0" w:color="D0D5DD"/>
-              <w:bottom w:val="single" w:sz="4" w:space="0" w:color="D0D5DD"/>
-              <w:right w:val="single" w:sz="4" w:space="0" w:color="D0D5DD"/>
-            </w:tcBorders>
-            <w:shd w:val="clear" w:color="auto" w:fill="FFFFFF"/>
-            <w:tcMar>
-              <w:top w:w="100" w:type="dxa"/>
-              <w:left w:w="120" w:type="dxa"/>
-              <w:bottom w:w="100" w:type="dxa"/>
-              <w:right w:w="120" w:type="dxa"/>
-            </w:tcMar>
-            <w:vAlign w:val="center"/>
-          </w:tcPr>
-          <w:p>
-            <w:r>
-              <w:rPr>
-                <w:b/>
-                <w:bCs/>
-                <w:color w:val="C8501F"/>
-                <w:sz w:val="17"/>
-                <w:szCs w:val="17"/>
-              </w:rPr>
-              <w:t>URGENT</w:t>
-            </w:r>
-          </w:p>
-        </w:tc>
-        <w:tc>
-          <w:tcPr>
-            <w:tcW w:w="4500" w:type="dxa"/>
-            <w:tcBorders>
-              <w:top w:val="single" w:sz="4" w:space="0" w:color="D0D5DD"/>
-              <w:left w:val="single" w:sz="4" w:space="0" w:color="D0D5DD"/>
-              <w:bottom w:val="single" w:sz="4" w:space="0" w:color="D0D5DD"/>
-              <w:right w:val="single" w:sz="4" w:space="0" w:color="D0D5DD"/>
-            </w:tcBorders>
-            <w:shd w:val="clear" w:color="auto" w:fill="FFFFFF"/>
-            <w:tcMar>
-              <w:top w:w="100" w:type="dxa"/>
-              <w:left w:w="120" w:type="dxa"/>
-              <w:bottom w:w="100" w:type="dxa"/>
-              <w:right w:w="120" w:type="dxa"/>
-            </w:tcMar>
-            <w:vAlign w:val="center"/>
-          </w:tcPr>
-          <w:p>
-            <w:r>
-              <w:rPr>
-                <w:color w:val="3A4A5C"/>
-                <w:sz w:val="17"/>
-                <w:szCs w:val="17"/>
-              </w:rPr>
-              <w:t>USA Insulation transition driver — what's the franchisor decision?</w:t>
-            </w:r>
-          </w:p>
-        </w:tc>
-        <w:tc>
-          <w:tcPr>
-            <w:tcW w:w="2400" w:type="dxa"/>
-            <w:tcBorders>
-              <w:top w:val="single" w:sz="4" w:space="0" w:color="D0D5DD"/>
-              <w:left w:val="single" w:sz="4" w:space="0" w:color="D0D5DD"/>
-              <w:bottom w:val="single" w:sz="4" w:space="0" w:color="D0D5DD"/>
-              <w:right w:val="single" w:sz="4" w:space="0" w:color="D0D5DD"/>
-            </w:tcBorders>
-            <w:shd w:val="clear" w:color="auto" w:fill="FFFFFF"/>
-            <w:tcMar>
-              <w:top w:w="100" w:type="dxa"/>
-              <w:left w:w="120" w:type="dxa"/>
-              <w:bottom w:w="100" w:type="dxa"/>
-              <w:right w:w="120" w:type="dxa"/>
-            </w:tcMar>
-            <w:vAlign w:val="center"/>
-          </w:tcPr>
-          <w:p>
-            <w:r>
-              <w:rPr>
-                <w:color w:val="3A4A5C"/>
-                <w:sz w:val="17"/>
-                <w:szCs w:val="17"/>
-              </w:rPr>
-              <w:t>Andrea has context</w:t>
-            </w:r>
-          </w:p>
-        </w:tc>
-        <w:tc>
-          <w:tcPr>
-            <w:tcW w:w="1980" w:type="dxa"/>
-            <w:tcBorders>
-              <w:top w:val="single" w:sz="4" w:space="0" w:color="D0D5DD"/>
-              <w:left w:val="single" w:sz="4" w:space="0" w:color="D0D5DD"/>
-              <w:bottom w:val="single" w:sz="4" w:space="0" w:color="D0D5DD"/>
-              <w:right w:val="single" w:sz="4" w:space="0" w:color="D0D5DD"/>
-            </w:tcBorders>
-            <w:shd w:val="clear" w:color="auto" w:fill="FFFFFF"/>
-            <w:tcMar>
-              <w:top w:w="100" w:type="dxa"/>
-              <w:left w:w="120" w:type="dxa"/>
-              <w:bottom w:w="100" w:type="dxa"/>
-              <w:right w:w="120" w:type="dxa"/>
-            </w:tcMar>
-            <w:vAlign w:val="center"/>
-          </w:tcPr>
-          <w:p>
-            <w:r>
-              <w:rPr>
-                <w:color w:val="6B7A8B"/>
-                <w:sz w:val="17"/>
-                <w:szCs w:val="17"/>
-              </w:rPr>
-              <w:t>Andrea / Team</w:t>
-            </w:r>
-          </w:p>
-        </w:tc>
-      </w:tr>
-      <w:tr>
-        <w:tblPrEx>
-          <w:tblCellMar>
-            <w:top w:w="0" w:type="dxa"/>
-            <w:bottom w:w="0" w:type="dxa"/>
-          </w:tblCellMar>
-        </w:tblPrEx>
-        <w:trPr>
-          <w:cantSplit/>
-        </w:trPr>
-        <w:tc>
-          <w:tcPr>
-            <w:tcW w:w="1200" w:type="dxa"/>
-            <w:tcBorders>
-              <w:top w:val="single" w:sz="4" w:space="0" w:color="D0D5DD"/>
-              <w:left w:val="single" w:sz="4" w:space="0" w:color="D0D5DD"/>
-              <w:bottom w:val="single" w:sz="4" w:space="0" w:color="D0D5DD"/>
-              <w:right w:val="single" w:sz="4" w:space="0" w:color="D0D5DD"/>
-            </w:tcBorders>
-            <w:shd w:val="clear" w:color="auto" w:fill="F5F6F8"/>
-            <w:tcMar>
-              <w:top w:w="100" w:type="dxa"/>
-              <w:left w:w="120" w:type="dxa"/>
-              <w:bottom w:w="100" w:type="dxa"/>
-              <w:right w:w="120" w:type="dxa"/>
-            </w:tcMar>
-            <w:vAlign w:val="center"/>
-          </w:tcPr>
-          <w:p>
-            <w:r>
-              <w:rPr>
-                <w:b/>
-                <w:bCs/>
-                <w:color w:val="C8501F"/>
-                <w:sz w:val="17"/>
-                <w:szCs w:val="17"/>
-              </w:rPr>
-              <w:t>URGENT</w:t>
-            </w:r>
-          </w:p>
-        </w:tc>
-        <w:tc>
-          <w:tcPr>
-            <w:tcW w:w="4500" w:type="dxa"/>
-            <w:tcBorders>
-              <w:top w:val="single" w:sz="4" w:space="0" w:color="D0D5DD"/>
-              <w:left w:val="single" w:sz="4" w:space="0" w:color="D0D5DD"/>
-              <w:bottom w:val="single" w:sz="4" w:space="0" w:color="D0D5DD"/>
-              <w:right w:val="single" w:sz="4" w:space="0" w:color="D0D5DD"/>
-            </w:tcBorders>
-            <w:shd w:val="clear" w:color="auto" w:fill="F5F6F8"/>
-            <w:tcMar>
-              <w:top w:w="100" w:type="dxa"/>
-              <w:left w:w="120" w:type="dxa"/>
-              <w:bottom w:w="100" w:type="dxa"/>
-              <w:right w:w="120" w:type="dxa"/>
-            </w:tcMar>
-            <w:vAlign w:val="center"/>
-          </w:tcPr>
-          <w:p>
-            <w:r>
-              <w:rPr>
-                <w:color w:val="3A4A5C"/>
-                <w:sz w:val="17"/>
-                <w:szCs w:val="17"/>
-              </w:rPr>
-              <w:t>USA Insulation replacement platform identification</w:t>
-            </w:r>
-          </w:p>
-        </w:tc>
-        <w:tc>
-          <w:tcPr>
-            <w:tcW w:w="2400" w:type="dxa"/>
-            <w:tcBorders>
-              <w:top w:val="single" w:sz="4" w:space="0" w:color="D0D5DD"/>
-              <w:left w:val="single" w:sz="4" w:space="0" w:color="D0D5DD"/>
-              <w:bottom w:val="single" w:sz="4" w:space="0" w:color="D0D5DD"/>
-              <w:right w:val="single" w:sz="4" w:space="0" w:color="D0D5DD"/>
-            </w:tcBorders>
-            <w:shd w:val="clear" w:color="auto" w:fill="F5F6F8"/>
-            <w:tcMar>
-              <w:top w:w="100" w:type="dxa"/>
-              <w:left w:w="120" w:type="dxa"/>
-              <w:bottom w:w="100" w:type="dxa"/>
-              <w:right w:w="120" w:type="dxa"/>
-            </w:tcMar>
-            <w:vAlign w:val="center"/>
-          </w:tcPr>
-          <w:p>
-            <w:r>
-              <w:rPr>
-                <w:color w:val="3A4A5C"/>
-                <w:sz w:val="17"/>
-                <w:szCs w:val="17"/>
-              </w:rPr>
-              <w:t>Unknown</w:t>
-            </w:r>
-          </w:p>
-        </w:tc>
-        <w:tc>
-          <w:tcPr>
-            <w:tcW w:w="1980" w:type="dxa"/>
-            <w:tcBorders>
-              <w:top w:val="single" w:sz="4" w:space="0" w:color="D0D5DD"/>
-              <w:left w:val="single" w:sz="4" w:space="0" w:color="D0D5DD"/>
-              <w:bottom w:val="single" w:sz="4" w:space="0" w:color="D0D5DD"/>
-              <w:right w:val="single" w:sz="4" w:space="0" w:color="D0D5DD"/>
-            </w:tcBorders>
-            <w:shd w:val="clear" w:color="auto" w:fill="F5F6F8"/>
-            <w:tcMar>
-              <w:top w:w="100" w:type="dxa"/>
-              <w:left w:w="120" w:type="dxa"/>
-              <w:bottom w:w="100" w:type="dxa"/>
-              <w:right w:w="120" w:type="dxa"/>
-            </w:tcMar>
-            <w:vAlign w:val="center"/>
-          </w:tcPr>
-          <w:p>
-            <w:r>
-              <w:rPr>
-                <w:color w:val="6B7A8B"/>
-                <w:sz w:val="17"/>
-                <w:szCs w:val="17"/>
-              </w:rPr>
-              <w:t>Andrea / Team</w:t>
-            </w:r>
-          </w:p>
-        </w:tc>
-      </w:tr>
-      <w:tr>
-        <w:tblPrEx>
-          <w:tblCellMar>
-            <w:top w:w="0" w:type="dxa"/>
-            <w:bottom w:w="0" w:type="dxa"/>
-          </w:tblCellMar>
-        </w:tblPrEx>
-        <w:trPr>
-          <w:cantSplit/>
-        </w:trPr>
-        <w:tc>
-          <w:tcPr>
-            <w:tcW w:w="1200" w:type="dxa"/>
-            <w:tcBorders>
-              <w:top w:val="single" w:sz="4" w:space="0" w:color="D0D5DD"/>
-              <w:left w:val="single" w:sz="4" w:space="0" w:color="D0D5DD"/>
-              <w:bottom w:val="single" w:sz="4" w:space="0" w:color="D0D5DD"/>
-              <w:right w:val="single" w:sz="4" w:space="0" w:color="D0D5DD"/>
-            </w:tcBorders>
-            <w:shd w:val="clear" w:color="auto" w:fill="FFFFFF"/>
-            <w:tcMar>
-              <w:top w:w="100" w:type="dxa"/>
-              <w:left w:w="120" w:type="dxa"/>
-              <w:bottom w:w="100" w:type="dxa"/>
-              <w:right w:w="120" w:type="dxa"/>
-            </w:tcMar>
-            <w:vAlign w:val="center"/>
-          </w:tcPr>
-          <w:p>
-            <w:r>
-              <w:rPr>
-                <w:b/>
-                <w:bCs/>
-                <w:color w:val="C8501F"/>
-                <w:sz w:val="17"/>
-                <w:szCs w:val="17"/>
-              </w:rPr>
-              <w:lastRenderedPageBreak/>
-              <w:t>HIGH</w:t>
-            </w:r>
-          </w:p>
-        </w:tc>
-        <w:tc>
-          <w:tcPr>
-            <w:tcW w:w="4500" w:type="dxa"/>
-            <w:tcBorders>
-              <w:top w:val="single" w:sz="4" w:space="0" w:color="D0D5DD"/>
-              <w:left w:val="single" w:sz="4" w:space="0" w:color="D0D5DD"/>
-              <w:bottom w:val="single" w:sz="4" w:space="0" w:color="D0D5DD"/>
-              <w:right w:val="single" w:sz="4" w:space="0" w:color="D0D5DD"/>
-            </w:tcBorders>
-            <w:shd w:val="clear" w:color="auto" w:fill="FFFFFF"/>
-            <w:tcMar>
-              <w:top w:w="100" w:type="dxa"/>
-              <w:left w:w="120" w:type="dxa"/>
-              <w:bottom w:w="100" w:type="dxa"/>
-              <w:right w:w="120" w:type="dxa"/>
-            </w:tcMar>
-            <w:vAlign w:val="center"/>
-          </w:tcPr>
-          <w:p>
-            <w:r>
-              <w:rPr>
-                <w:color w:val="3A4A5C"/>
-                <w:sz w:val="17"/>
-                <w:szCs w:val="17"/>
-              </w:rPr>
-              <w:t>Ted DeMarino + Billy Newby relationship history with GPSI/SB</w:t>
-            </w:r>
-          </w:p>
-        </w:tc>
-        <w:tc>
-          <w:tcPr>
-            <w:tcW w:w="2400" w:type="dxa"/>
-            <w:tcBorders>
-              <w:top w:val="single" w:sz="4" w:space="0" w:color="D0D5DD"/>
-              <w:left w:val="single" w:sz="4" w:space="0" w:color="D0D5DD"/>
-              <w:bottom w:val="single" w:sz="4" w:space="0" w:color="D0D5DD"/>
-              <w:right w:val="single" w:sz="4" w:space="0" w:color="D0D5DD"/>
-            </w:tcBorders>
-            <w:shd w:val="clear" w:color="auto" w:fill="FFFFFF"/>
-            <w:tcMar>
-              <w:top w:w="100" w:type="dxa"/>
-              <w:left w:w="120" w:type="dxa"/>
-              <w:bottom w:w="100" w:type="dxa"/>
-              <w:right w:w="120" w:type="dxa"/>
-            </w:tcMar>
-            <w:vAlign w:val="center"/>
-          </w:tcPr>
-          <w:p>
-            <w:r>
-              <w:rPr>
-                <w:color w:val="3A4A5C"/>
-                <w:sz w:val="17"/>
-                <w:szCs w:val="17"/>
-              </w:rPr>
-              <w:t>Reset required</w:t>
-            </w:r>
-          </w:p>
-        </w:tc>
-        <w:tc>
-          <w:tcPr>
-            <w:tcW w:w="1980" w:type="dxa"/>
-            <w:tcBorders>
-              <w:top w:val="single" w:sz="4" w:space="0" w:color="D0D5DD"/>
-              <w:left w:val="single" w:sz="4" w:space="0" w:color="D0D5DD"/>
-              <w:bottom w:val="single" w:sz="4" w:space="0" w:color="D0D5DD"/>
-              <w:right w:val="single" w:sz="4" w:space="0" w:color="D0D5DD"/>
-            </w:tcBorders>
-            <w:shd w:val="clear" w:color="auto" w:fill="FFFFFF"/>
-            <w:tcMar>
-              <w:top w:w="100" w:type="dxa"/>
-              <w:left w:w="120" w:type="dxa"/>
-              <w:bottom w:w="100" w:type="dxa"/>
-              <w:right w:w="120" w:type="dxa"/>
-            </w:tcMar>
-            <w:vAlign w:val="center"/>
-          </w:tcPr>
-          <w:p>
-            <w:r>
-              <w:rPr>
-                <w:color w:val="6B7A8B"/>
-                <w:sz w:val="17"/>
-                <w:szCs w:val="17"/>
-              </w:rPr>
-              <w:t>Team</w:t>
-            </w:r>
-          </w:p>
-        </w:tc>
-      </w:tr>
-      <w:tr>
-        <w:tblPrEx>
-          <w:tblCellMar>
-            <w:top w:w="0" w:type="dxa"/>
-            <w:bottom w:w="0" w:type="dxa"/>
-          </w:tblCellMar>
-        </w:tblPrEx>
-        <w:trPr>
-          <w:cantSplit/>
-        </w:trPr>
-        <w:tc>
-          <w:tcPr>
-            <w:tcW w:w="1200" w:type="dxa"/>
-            <w:tcBorders>
-              <w:top w:val="single" w:sz="4" w:space="0" w:color="D0D5DD"/>
-              <w:left w:val="single" w:sz="4" w:space="0" w:color="D0D5DD"/>
-              <w:bottom w:val="single" w:sz="4" w:space="0" w:color="D0D5DD"/>
-              <w:right w:val="single" w:sz="4" w:space="0" w:color="D0D5DD"/>
-            </w:tcBorders>
-            <w:shd w:val="clear" w:color="auto" w:fill="F5F6F8"/>
-            <w:tcMar>
-              <w:top w:w="100" w:type="dxa"/>
-              <w:left w:w="120" w:type="dxa"/>
-              <w:bottom w:w="100" w:type="dxa"/>
-              <w:right w:w="120" w:type="dxa"/>
-            </w:tcMar>
-            <w:vAlign w:val="center"/>
-          </w:tcPr>
-          <w:p>
-            <w:r>
-              <w:rPr>
-                <w:b/>
-                <w:bCs/>
-                <w:color w:val="C8501F"/>
-                <w:sz w:val="17"/>
-                <w:szCs w:val="17"/>
-              </w:rPr>
-              <w:t>HIGH</w:t>
-            </w:r>
-          </w:p>
-        </w:tc>
-        <w:tc>
-          <w:tcPr>
-            <w:tcW w:w="4500" w:type="dxa"/>
-            <w:tcBorders>
-              <w:top w:val="single" w:sz="4" w:space="0" w:color="D0D5DD"/>
-              <w:left w:val="single" w:sz="4" w:space="0" w:color="D0D5DD"/>
-              <w:bottom w:val="single" w:sz="4" w:space="0" w:color="D0D5DD"/>
-              <w:right w:val="single" w:sz="4" w:space="0" w:color="D0D5DD"/>
-            </w:tcBorders>
-            <w:shd w:val="clear" w:color="auto" w:fill="F5F6F8"/>
-            <w:tcMar>
-              <w:top w:w="100" w:type="dxa"/>
-              <w:left w:w="120" w:type="dxa"/>
-              <w:bottom w:w="100" w:type="dxa"/>
-              <w:right w:w="120" w:type="dxa"/>
-            </w:tcMar>
-            <w:vAlign w:val="center"/>
-          </w:tcPr>
-          <w:p>
-            <w:r>
-              <w:rPr>
-                <w:color w:val="3A4A5C"/>
-                <w:sz w:val="17"/>
-                <w:szCs w:val="17"/>
-              </w:rPr>
-              <w:t>2025 departures — full picture of organizational state</w:t>
-            </w:r>
-          </w:p>
-        </w:tc>
-        <w:tc>
-          <w:tcPr>
-            <w:tcW w:w="2400" w:type="dxa"/>
-            <w:tcBorders>
-              <w:top w:val="single" w:sz="4" w:space="0" w:color="D0D5DD"/>
-              <w:left w:val="single" w:sz="4" w:space="0" w:color="D0D5DD"/>
-              <w:bottom w:val="single" w:sz="4" w:space="0" w:color="D0D5DD"/>
-              <w:right w:val="single" w:sz="4" w:space="0" w:color="D0D5DD"/>
-            </w:tcBorders>
-            <w:shd w:val="clear" w:color="auto" w:fill="F5F6F8"/>
-            <w:tcMar>
-              <w:top w:w="100" w:type="dxa"/>
-              <w:left w:w="120" w:type="dxa"/>
-              <w:bottom w:w="100" w:type="dxa"/>
-              <w:right w:w="120" w:type="dxa"/>
-            </w:tcMar>
-            <w:vAlign w:val="center"/>
-          </w:tcPr>
-          <w:p>
-            <w:r>
-              <w:rPr>
-                <w:color w:val="3A4A5C"/>
-                <w:sz w:val="17"/>
-                <w:szCs w:val="17"/>
-              </w:rPr>
-              <w:t>Partial</w:t>
-            </w:r>
-          </w:p>
-        </w:tc>
-        <w:tc>
-          <w:tcPr>
-            <w:tcW w:w="1980" w:type="dxa"/>
-            <w:tcBorders>
-              <w:top w:val="single" w:sz="4" w:space="0" w:color="D0D5DD"/>
-              <w:left w:val="single" w:sz="4" w:space="0" w:color="D0D5DD"/>
-              <w:bottom w:val="single" w:sz="4" w:space="0" w:color="D0D5DD"/>
-              <w:right w:val="single" w:sz="4" w:space="0" w:color="D0D5DD"/>
-            </w:tcBorders>
-            <w:shd w:val="clear" w:color="auto" w:fill="F5F6F8"/>
-            <w:tcMar>
-              <w:top w:w="100" w:type="dxa"/>
-              <w:left w:w="120" w:type="dxa"/>
-              <w:bottom w:w="100" w:type="dxa"/>
-              <w:right w:w="120" w:type="dxa"/>
-            </w:tcMar>
-            <w:vAlign w:val="center"/>
-          </w:tcPr>
-          <w:p>
-            <w:r>
-              <w:rPr>
-                <w:color w:val="6B7A8B"/>
-                <w:sz w:val="17"/>
-                <w:szCs w:val="17"/>
-              </w:rPr>
-              <w:t>Team</w:t>
-            </w:r>
-          </w:p>
-        </w:tc>
-      </w:tr>
-      <w:tr>
-        <w:tblPrEx>
-          <w:tblCellMar>
-            <w:top w:w="0" w:type="dxa"/>
-            <w:bottom w:w="0" w:type="dxa"/>
-          </w:tblCellMar>
-        </w:tblPrEx>
-        <w:trPr>
-          <w:cantSplit/>
-        </w:trPr>
-        <w:tc>
-          <w:tcPr>
-            <w:tcW w:w="1200" w:type="dxa"/>
-            <w:tcBorders>
-              <w:top w:val="single" w:sz="4" w:space="0" w:color="D0D5DD"/>
-              <w:left w:val="single" w:sz="4" w:space="0" w:color="D0D5DD"/>
-              <w:bottom w:val="single" w:sz="4" w:space="0" w:color="D0D5DD"/>
-              <w:right w:val="single" w:sz="4" w:space="0" w:color="D0D5DD"/>
-            </w:tcBorders>
-            <w:shd w:val="clear" w:color="auto" w:fill="FFFFFF"/>
-            <w:tcMar>
-              <w:top w:w="100" w:type="dxa"/>
-              <w:left w:w="120" w:type="dxa"/>
-              <w:bottom w:w="100" w:type="dxa"/>
-              <w:right w:w="120" w:type="dxa"/>
-            </w:tcMar>
-            <w:vAlign w:val="center"/>
-          </w:tcPr>
-          <w:p>
-            <w:r>
-              <w:rPr>
-                <w:b/>
-                <w:bCs/>
-                <w:color w:val="8A6D00"/>
-                <w:sz w:val="17"/>
-                <w:szCs w:val="17"/>
-              </w:rPr>
-              <w:t>MED</w:t>
-            </w:r>
-          </w:p>
-        </w:tc>
-        <w:tc>
-          <w:tcPr>
-            <w:tcW w:w="4500" w:type="dxa"/>
-            <w:tcBorders>
-              <w:top w:val="single" w:sz="4" w:space="0" w:color="D0D5DD"/>
-              <w:left w:val="single" w:sz="4" w:space="0" w:color="D0D5DD"/>
-              <w:bottom w:val="single" w:sz="4" w:space="0" w:color="D0D5DD"/>
-              <w:right w:val="single" w:sz="4" w:space="0" w:color="D0D5DD"/>
-            </w:tcBorders>
-            <w:shd w:val="clear" w:color="auto" w:fill="FFFFFF"/>
-            <w:tcMar>
-              <w:top w:w="100" w:type="dxa"/>
-              <w:left w:w="120" w:type="dxa"/>
-              <w:bottom w:w="100" w:type="dxa"/>
-              <w:right w:w="120" w:type="dxa"/>
-            </w:tcMar>
-            <w:vAlign w:val="center"/>
-          </w:tcPr>
-          <w:p>
-            <w:r>
-              <w:rPr>
-                <w:color w:val="3A4A5C"/>
-                <w:sz w:val="17"/>
-                <w:szCs w:val="17"/>
-              </w:rPr>
-              <w:t>Map FSM landscape across non-USA-Insulation brands</w:t>
-            </w:r>
-          </w:p>
-        </w:tc>
-        <w:tc>
-          <w:tcPr>
-            <w:tcW w:w="2400" w:type="dxa"/>
-            <w:tcBorders>
-              <w:top w:val="single" w:sz="4" w:space="0" w:color="D0D5DD"/>
-              <w:left w:val="single" w:sz="4" w:space="0" w:color="D0D5DD"/>
-              <w:bottom w:val="single" w:sz="4" w:space="0" w:color="D0D5DD"/>
-              <w:right w:val="single" w:sz="4" w:space="0" w:color="D0D5DD"/>
-            </w:tcBorders>
-            <w:shd w:val="clear" w:color="auto" w:fill="FFFFFF"/>
-            <w:tcMar>
-              <w:top w:w="100" w:type="dxa"/>
-              <w:left w:w="120" w:type="dxa"/>
-              <w:bottom w:w="100" w:type="dxa"/>
-              <w:right w:w="120" w:type="dxa"/>
-            </w:tcMar>
-            <w:vAlign w:val="center"/>
-          </w:tcPr>
-          <w:p>
-            <w:r>
-              <w:rPr>
-                <w:color w:val="3A4A5C"/>
-                <w:sz w:val="17"/>
-                <w:szCs w:val="17"/>
-              </w:rPr>
-              <w:t>Mixed</w:t>
-            </w:r>
-          </w:p>
-        </w:tc>
-        <w:tc>
-          <w:tcPr>
-            <w:tcW w:w="1980" w:type="dxa"/>
-            <w:tcBorders>
-              <w:top w:val="single" w:sz="4" w:space="0" w:color="D0D5DD"/>
-              <w:left w:val="single" w:sz="4" w:space="0" w:color="D0D5DD"/>
-              <w:bottom w:val="single" w:sz="4" w:space="0" w:color="D0D5DD"/>
-              <w:right w:val="single" w:sz="4" w:space="0" w:color="D0D5DD"/>
-            </w:tcBorders>
-            <w:shd w:val="clear" w:color="auto" w:fill="FFFFFF"/>
-            <w:tcMar>
-              <w:top w:w="100" w:type="dxa"/>
-              <w:left w:w="120" w:type="dxa"/>
-              <w:bottom w:w="100" w:type="dxa"/>
-              <w:right w:w="120" w:type="dxa"/>
-            </w:tcMar>
-            <w:vAlign w:val="center"/>
-          </w:tcPr>
-          <w:p>
-            <w:r>
-              <w:rPr>
-                <w:color w:val="6B7A8B"/>
-                <w:sz w:val="17"/>
-                <w:szCs w:val="17"/>
-              </w:rPr>
-              <w:t>Team</w:t>
-            </w:r>
-          </w:p>
-        </w:tc>
-      </w:tr>
-      <w:tr>
-        <w:tblPrEx>
-          <w:tblCellMar>
-            <w:top w:w="0" w:type="dxa"/>
-            <w:bottom w:w="0" w:type="dxa"/>
-          </w:tblCellMar>
-        </w:tblPrEx>
-        <w:trPr>
-          <w:cantSplit/>
-        </w:trPr>
-        <w:tc>
-          <w:tcPr>
-            <w:tcW w:w="1200" w:type="dxa"/>
-            <w:tcBorders>
-              <w:top w:val="single" w:sz="4" w:space="0" w:color="D0D5DD"/>
-              <w:left w:val="single" w:sz="4" w:space="0" w:color="D0D5DD"/>
-              <w:bottom w:val="single" w:sz="4" w:space="0" w:color="D0D5DD"/>
-              <w:right w:val="single" w:sz="4" w:space="0" w:color="D0D5DD"/>
-            </w:tcBorders>
-            <w:shd w:val="clear" w:color="auto" w:fill="F5F6F8"/>
-            <w:tcMar>
-              <w:top w:w="100" w:type="dxa"/>
-              <w:left w:w="120" w:type="dxa"/>
-              <w:bottom w:w="100" w:type="dxa"/>
-              <w:right w:w="120" w:type="dxa"/>
-            </w:tcMar>
-            <w:vAlign w:val="center"/>
-          </w:tcPr>
-          <w:p>
-            <w:r>
-              <w:rPr>
-                <w:b/>
-                <w:bCs/>
-                <w:color w:val="8A6D00"/>
-                <w:sz w:val="17"/>
-                <w:szCs w:val="17"/>
-              </w:rPr>
-              <w:t>MED</w:t>
-            </w:r>
-          </w:p>
-        </w:tc>
-        <w:tc>
-          <w:tcPr>
-            <w:tcW w:w="4500" w:type="dxa"/>
-            <w:tcBorders>
-              <w:top w:val="single" w:sz="4" w:space="0" w:color="D0D5DD"/>
-              <w:left w:val="single" w:sz="4" w:space="0" w:color="D0D5DD"/>
-              <w:bottom w:val="single" w:sz="4" w:space="0" w:color="D0D5DD"/>
-              <w:right w:val="single" w:sz="4" w:space="0" w:color="D0D5DD"/>
-            </w:tcBorders>
-            <w:shd w:val="clear" w:color="auto" w:fill="F5F6F8"/>
-            <w:tcMar>
-              <w:top w:w="100" w:type="dxa"/>
-              <w:left w:w="120" w:type="dxa"/>
-              <w:bottom w:w="100" w:type="dxa"/>
-              <w:right w:w="120" w:type="dxa"/>
-            </w:tcMar>
-            <w:vAlign w:val="center"/>
-          </w:tcPr>
-          <w:p>
-            <w:r>
-              <w:rPr>
-                <w:color w:val="3A4A5C"/>
-                <w:sz w:val="17"/>
-                <w:szCs w:val="17"/>
-              </w:rPr>
-              <w:t>Riverside portfolio coordination (Evive + Threshold narrative)</w:t>
-            </w:r>
-          </w:p>
-        </w:tc>
-        <w:tc>
-          <w:tcPr>
-            <w:tcW w:w="2400" w:type="dxa"/>
-            <w:tcBorders>
-              <w:top w:val="single" w:sz="4" w:space="0" w:color="D0D5DD"/>
-              <w:left w:val="single" w:sz="4" w:space="0" w:color="D0D5DD"/>
-              <w:bottom w:val="single" w:sz="4" w:space="0" w:color="D0D5DD"/>
-              <w:right w:val="single" w:sz="4" w:space="0" w:color="D0D5DD"/>
-            </w:tcBorders>
-            <w:shd w:val="clear" w:color="auto" w:fill="F5F6F8"/>
-            <w:tcMar>
-              <w:top w:w="100" w:type="dxa"/>
-              <w:left w:w="120" w:type="dxa"/>
-              <w:bottom w:w="100" w:type="dxa"/>
-              <w:right w:w="120" w:type="dxa"/>
-            </w:tcMar>
-            <w:vAlign w:val="center"/>
-          </w:tcPr>
-          <w:p>
-            <w:r>
-              <w:rPr>
-                <w:color w:val="3A4A5C"/>
-                <w:sz w:val="17"/>
-                <w:szCs w:val="17"/>
-              </w:rPr>
-              <w:t>TBD</w:t>
-            </w:r>
-          </w:p>
-        </w:tc>
-        <w:tc>
-          <w:tcPr>
-            <w:tcW w:w="1980" w:type="dxa"/>
-            <w:tcBorders>
-              <w:top w:val="single" w:sz="4" w:space="0" w:color="D0D5DD"/>
-              <w:left w:val="single" w:sz="4" w:space="0" w:color="D0D5DD"/>
-              <w:bottom w:val="single" w:sz="4" w:space="0" w:color="D0D5DD"/>
-              <w:right w:val="single" w:sz="4" w:space="0" w:color="D0D5DD"/>
-            </w:tcBorders>
-            <w:shd w:val="clear" w:color="auto" w:fill="F5F6F8"/>
-            <w:tcMar>
-              <w:top w:w="100" w:type="dxa"/>
-              <w:left w:w="120" w:type="dxa"/>
-              <w:bottom w:w="100" w:type="dxa"/>
-              <w:right w:w="120" w:type="dxa"/>
-            </w:tcMar>
-            <w:vAlign w:val="center"/>
-          </w:tcPr>
-          <w:p>
-            <w:r>
-              <w:rPr>
-                <w:color w:val="6B7A8B"/>
-                <w:sz w:val="17"/>
-                <w:szCs w:val="17"/>
-              </w:rPr>
-              <w:t>Team / Garrett</w:t>
-            </w:r>
-          </w:p>
         </w:tc>
       </w:tr>
     </w:tbl>

--- a/docs/Threshold_Brands_Readiness_Execution.docx
+++ b/docs/Threshold_Brands_Readiness_Execution.docx
@@ -5898,10 +5898,7 @@
         <w:ind w:left="360" w:hanging="360"/>
       </w:pPr>
       <w:r>
-        <w:t xml:space="preserve">• </w:t>
-      </w:r>
-      <w:r>
-        <w:t xml:space="preserve">Alumni hits in column J of Alumni Crossover v19 (alma mater matches)</w:t>
+        <w:t>• Alumni hits in column J of Alumni Crossover v19 (alma mater matches)</w:t>
       </w:r>
     </w:p>
     <w:p>
@@ -5910,10 +5907,7 @@
         <w:ind w:left="360" w:hanging="360"/>
       </w:pPr>
       <w:r>
-        <w:t xml:space="preserve">• </w:t>
-      </w:r>
-      <w:r>
-        <w:t xml:space="preserve">LinkedIn 1st-degree mutual connections — click each LinkedIn URL above</w:t>
+        <w:t>• LinkedIn 1st-degree mutual connections — click each LinkedIn URL above</w:t>
       </w:r>
     </w:p>
     <w:p>
@@ -5922,10 +5916,7 @@
         <w:ind w:left="360" w:hanging="360"/>
       </w:pPr>
       <w:r>
-        <w:t xml:space="preserve">• </w:t>
-      </w:r>
-      <w:r>
-        <w:t xml:space="preserve">Verification of any flagged status changes before sequencing</w:t>
+        <w:t>• Verification of any flagged status changes before sequencing</w:t>
       </w:r>
     </w:p>
     <w:p>
@@ -9252,7 +9243,7 @@
           <w:sz w:val="16"/>
           <w:szCs w:val="16"/>
         </w:rPr>
-        <w:t>Velocity GTM Co LLC  ·  Threshold Brands GTM Engagement Readiness  ·  April 28, 2026</w:t>
+        <w:t>Velocity GTM Co LLC  ·  Threshold Brands GTM Engagement Readiness  ·  May 4, 2026</w:t>
       </w:r>
     </w:p>
     <w:sectPr>
@@ -9298,7 +9289,7 @@
         <w:sz w:val="16"/>
         <w:szCs w:val="16"/>
       </w:rPr>
-      <w:t xml:space="preserve">Velocity GTM Co LLC  ·  April 28, 2026  ·  Page </w:t>
+      <w:t xml:space="preserve">Velocity GTM Co LLC  ·  May 4, 2026  ·  Page </w:t>
     </w:r>
     <w:r>
       <w:rPr>
